--- a/Labs/Lab1 Printing Vowels and Consonants.docx
+++ b/Labs/Lab1 Printing Vowels and Consonants.docx
@@ -65,19 +65,9 @@
       <w:r>
         <w:t xml:space="preserve"> “</w:t>
       </w:r>
-      <w:proofErr w:type="spellStart"/>
-      <w:r>
-        <w:t>pthread</w:t>
-      </w:r>
-      <w:proofErr w:type="spellEnd"/>
-      <w:r>
-        <w:t xml:space="preserve"> vows </w:t>
-      </w:r>
-      <w:proofErr w:type="spellStart"/>
-      <w:r>
-        <w:t>cons.c</w:t>
-      </w:r>
-      <w:proofErr w:type="spellEnd"/>
+      <w:r>
+        <w:t>pthread vows cons.c</w:t>
+      </w:r>
       <w:r>
         <w:t>”</w:t>
       </w:r>
@@ -109,31 +99,7 @@
         <w:t>order of words</w:t>
       </w:r>
       <w:r>
-        <w:t xml:space="preserve">. It uses the </w:t>
-      </w:r>
-      <w:proofErr w:type="spellStart"/>
-      <w:r>
-        <w:t>syscall</w:t>
-      </w:r>
-      <w:proofErr w:type="spellEnd"/>
-      <w:r>
-        <w:t xml:space="preserve"> `</w:t>
-      </w:r>
-      <w:proofErr w:type="spellStart"/>
-      <w:r>
-        <w:t>sched_</w:t>
-      </w:r>
-      <w:proofErr w:type="gramStart"/>
-      <w:r>
-        <w:t>yield</w:t>
-      </w:r>
-      <w:proofErr w:type="spellEnd"/>
-      <w:r>
-        <w:t>(</w:t>
-      </w:r>
-      <w:proofErr w:type="gramEnd"/>
-      <w:r>
-        <w:t>)` to allow threads to take turns.</w:t>
+        <w:t>. It uses the syscall `sched_yield()` to allow threads to take turns.</w:t>
       </w:r>
       <w:r>
         <w:t xml:space="preserve"> </w:t>
@@ -167,72 +133,28 @@
         <w:ind w:left="0" w:firstLine="0"/>
         <w:jc w:val="left"/>
       </w:pPr>
-      <w:proofErr w:type="spellStart"/>
-      <w:r>
-        <w:rPr>
-          <w:rFonts w:ascii="Courier New" w:hAnsi="Courier New" w:cs="Courier New"/>
-        </w:rPr>
-        <w:t>gcc</w:t>
-      </w:r>
-      <w:proofErr w:type="spellEnd"/>
-      <w:r>
-        <w:rPr>
-          <w:rFonts w:ascii="Courier New" w:hAnsi="Courier New" w:cs="Courier New"/>
-        </w:rPr>
-        <w:t xml:space="preserve"> -</w:t>
-      </w:r>
-      <w:proofErr w:type="spellStart"/>
-      <w:r>
-        <w:rPr>
-          <w:rFonts w:ascii="Courier New" w:hAnsi="Courier New" w:cs="Courier New"/>
-        </w:rPr>
-        <w:t>pthread</w:t>
-      </w:r>
-      <w:proofErr w:type="spellEnd"/>
-      <w:r>
-        <w:rPr>
-          <w:rFonts w:ascii="Courier New" w:hAnsi="Courier New" w:cs="Courier New"/>
-        </w:rPr>
-        <w:t xml:space="preserve"> -o </w:t>
-      </w:r>
-      <w:proofErr w:type="spellStart"/>
-      <w:r>
-        <w:rPr>
-          <w:rFonts w:ascii="Courier New" w:hAnsi="Courier New" w:cs="Courier New"/>
-        </w:rPr>
-        <w:t>threadtest</w:t>
-      </w:r>
-      <w:proofErr w:type="spellEnd"/>
-      <w:r>
-        <w:rPr>
-          <w:rFonts w:ascii="Courier New" w:hAnsi="Courier New" w:cs="Courier New"/>
-        </w:rPr>
+      <w:r>
+        <w:rPr>
+          <w:rFonts w:ascii="Courier New" w:hAnsi="Courier New" w:cs="Courier New"/>
+        </w:rPr>
+        <w:t>gcc -pthread -o threadtest threadtest.c</w:t>
+      </w:r>
+    </w:p>
+    <w:p>
+      <w:pPr>
+        <w:spacing w:after="0" w:line="240" w:lineRule="auto"/>
+        <w:ind w:left="0" w:firstLine="0"/>
+        <w:jc w:val="left"/>
+      </w:pPr>
+      <w:r>
+        <w:t>Run the program by supplying a list of words as arguments</w:t>
+      </w:r>
+      <w:r>
+        <w:t>,</w:t>
+      </w:r>
+      <w:r>
         <w:t xml:space="preserve"> </w:t>
       </w:r>
-      <w:proofErr w:type="spellStart"/>
-      <w:r>
-        <w:rPr>
-          <w:rFonts w:ascii="Courier New" w:hAnsi="Courier New" w:cs="Courier New"/>
-        </w:rPr>
-        <w:t>threadtest.c</w:t>
-      </w:r>
-      <w:proofErr w:type="spellEnd"/>
-    </w:p>
-    <w:p>
-      <w:pPr>
-        <w:spacing w:after="0" w:line="240" w:lineRule="auto"/>
-        <w:ind w:left="0" w:firstLine="0"/>
-        <w:jc w:val="left"/>
-      </w:pPr>
-      <w:r>
-        <w:t>Run the program by supplying a list of words as arguments</w:t>
-      </w:r>
-      <w:r>
-        <w:t>,</w:t>
-      </w:r>
-      <w:r>
-        <w:t xml:space="preserve"> </w:t>
-      </w:r>
       <w:r>
         <w:t>for example</w:t>
       </w:r>
@@ -249,27 +171,11 @@
           <w:rFonts w:ascii="Courier New" w:hAnsi="Courier New" w:cs="Courier New"/>
         </w:rPr>
       </w:pPr>
-      <w:proofErr w:type="gramStart"/>
-      <w:r>
-        <w:rPr>
-          <w:rFonts w:ascii="Courier New" w:hAnsi="Courier New" w:cs="Courier New"/>
-        </w:rPr>
-        <w:t>./</w:t>
-      </w:r>
-      <w:proofErr w:type="spellStart"/>
-      <w:proofErr w:type="gramEnd"/>
-      <w:r>
-        <w:rPr>
-          <w:rFonts w:ascii="Courier New" w:hAnsi="Courier New" w:cs="Courier New"/>
-        </w:rPr>
-        <w:t>threadtest</w:t>
-      </w:r>
-      <w:proofErr w:type="spellEnd"/>
-      <w:r>
-        <w:rPr>
-          <w:rFonts w:ascii="Courier New" w:hAnsi="Courier New" w:cs="Courier New"/>
-        </w:rPr>
-        <w:t xml:space="preserve"> apple banana orange grape kiwi</w:t>
+      <w:r>
+        <w:rPr>
+          <w:rFonts w:ascii="Courier New" w:hAnsi="Courier New" w:cs="Courier New"/>
+        </w:rPr>
+        <w:t>./threadtest apple banana orange grape kiwi</w:t>
       </w:r>
       <w:r>
         <w:rPr>
@@ -526,33 +432,11 @@
       <w:r>
         <w:t xml:space="preserve"> </w:t>
       </w:r>
-      <w:proofErr w:type="spellStart"/>
-      <w:r>
-        <w:rPr>
-          <w:rFonts w:ascii="Courier New" w:hAnsi="Courier New" w:cs="Courier New"/>
-        </w:rPr>
-        <w:t>sched_</w:t>
-      </w:r>
-      <w:proofErr w:type="gramStart"/>
-      <w:r>
-        <w:rPr>
-          <w:rFonts w:ascii="Courier New" w:hAnsi="Courier New" w:cs="Courier New"/>
-        </w:rPr>
-        <w:t>yield</w:t>
-      </w:r>
-      <w:proofErr w:type="spellEnd"/>
-      <w:r>
-        <w:rPr>
-          <w:rFonts w:ascii="Courier New" w:hAnsi="Courier New" w:cs="Courier New"/>
-        </w:rPr>
-        <w:t>(</w:t>
-      </w:r>
-      <w:proofErr w:type="gramEnd"/>
-      <w:r>
-        <w:rPr>
-          <w:rFonts w:ascii="Courier New" w:hAnsi="Courier New" w:cs="Courier New"/>
-        </w:rPr>
-        <w:t>)</w:t>
+      <w:r>
+        <w:rPr>
+          <w:rFonts w:ascii="Courier New" w:hAnsi="Courier New" w:cs="Courier New"/>
+        </w:rPr>
+        <w:t>sched_yield()</w:t>
       </w:r>
       <w:r>
         <w:t>to yield control to the other thread.</w:t>
@@ -587,14 +471,12 @@
       <w:r>
         <w:t>- The `</w:t>
       </w:r>
-      <w:proofErr w:type="spellStart"/>
       <w:r>
         <w:rPr>
           <w:rFonts w:ascii="Courier New" w:hAnsi="Courier New" w:cs="Courier New"/>
         </w:rPr>
         <w:t>current_index</w:t>
       </w:r>
-      <w:proofErr w:type="spellEnd"/>
       <w:r>
         <w:t>` ensures that both threads process words in sequence.</w:t>
       </w:r>
@@ -618,33 +500,11 @@
         </w:rPr>
         <w:t xml:space="preserve">The system call </w:t>
       </w:r>
-      <w:proofErr w:type="spellStart"/>
-      <w:r>
-        <w:rPr>
-          <w:rFonts w:ascii="Courier New" w:hAnsi="Courier New" w:cs="Courier New"/>
-        </w:rPr>
-        <w:t>sched_</w:t>
-      </w:r>
-      <w:proofErr w:type="gramStart"/>
-      <w:r>
-        <w:rPr>
-          <w:rFonts w:ascii="Courier New" w:hAnsi="Courier New" w:cs="Courier New"/>
-        </w:rPr>
-        <w:t>yield</w:t>
-      </w:r>
-      <w:proofErr w:type="spellEnd"/>
-      <w:r>
-        <w:rPr>
-          <w:rFonts w:ascii="Courier New" w:hAnsi="Courier New" w:cs="Courier New"/>
-        </w:rPr>
-        <w:t>(</w:t>
-      </w:r>
-      <w:proofErr w:type="gramEnd"/>
-      <w:r>
-        <w:rPr>
-          <w:rFonts w:ascii="Courier New" w:hAnsi="Courier New" w:cs="Courier New"/>
-        </w:rPr>
-        <w:t>)</w:t>
+      <w:r>
+        <w:rPr>
+          <w:rFonts w:ascii="Courier New" w:hAnsi="Courier New" w:cs="Courier New"/>
+        </w:rPr>
+        <w:t>sched_yield()</w:t>
       </w:r>
       <w:r>
         <w:rPr>
@@ -667,19 +527,11 @@
         </w:rPr>
         <w:t xml:space="preserve"> give up control to the OS scheduler, in order to give other active threads a chance to run, The two threads use </w:t>
       </w:r>
-      <w:proofErr w:type="spellStart"/>
-      <w:r>
-        <w:rPr>
-          <w:rFonts w:ascii="Courier New" w:hAnsi="Courier New" w:cs="Courier New"/>
-        </w:rPr>
-        <w:t>sched_yield</w:t>
-      </w:r>
-      <w:proofErr w:type="spellEnd"/>
-      <w:r>
-        <w:rPr>
-          <w:rFonts w:ascii="Courier New" w:hAnsi="Courier New" w:cs="Courier New"/>
-        </w:rPr>
-        <w:t>()</w:t>
+      <w:r>
+        <w:rPr>
+          <w:rFonts w:ascii="Courier New" w:hAnsi="Courier New" w:cs="Courier New"/>
+        </w:rPr>
+        <w:t>sched_yield()</w:t>
       </w:r>
       <w:r>
         <w:rPr>
@@ -726,14 +578,12 @@
       <w:r>
         <w:t>because both threads operate on a shared index `</w:t>
       </w:r>
-      <w:proofErr w:type="spellStart"/>
       <w:r>
         <w:rPr>
           <w:rFonts w:ascii="Courier New" w:hAnsi="Courier New" w:cs="Courier New"/>
         </w:rPr>
         <w:t>current_index</w:t>
       </w:r>
-      <w:proofErr w:type="spellEnd"/>
       <w:r>
         <w:t>` and take turns based on the `</w:t>
       </w:r>
@@ -776,234 +626,174 @@
         <w:t>se</w:t>
       </w:r>
       <w:r>
+        <w:t xml:space="preserve"> pthreads and</w:t>
+      </w:r>
+      <w:r>
+        <w:t xml:space="preserve"> mutex </w:t>
+      </w:r>
+      <w:r>
+        <w:t>lock</w:t>
+      </w:r>
+      <w:r>
+        <w:t xml:space="preserve"> to print words in </w:t>
+      </w:r>
+      <w:r>
+        <w:t>input</w:t>
+      </w:r>
+      <w:r>
+        <w:t xml:space="preserve"> order</w:t>
+      </w:r>
+    </w:p>
+    <w:p>
+      <w:pPr>
+        <w:spacing w:after="0" w:line="240" w:lineRule="auto"/>
+        <w:ind w:left="0" w:firstLine="0"/>
+        <w:jc w:val="left"/>
+        <w:rPr>
+          <w:rFonts w:eastAsiaTheme="minorEastAsia"/>
+        </w:rPr>
+      </w:pPr>
+      <w:r>
+        <w:t>Your</w:t>
+      </w:r>
+      <w:r>
+        <w:rPr>
+          <w:rFonts w:eastAsiaTheme="minorEastAsia" w:hint="eastAsia"/>
+        </w:rPr>
         <w:t xml:space="preserve"> </w:t>
       </w:r>
-      <w:proofErr w:type="spellStart"/>
-      <w:r>
-        <w:t>pthreads</w:t>
-      </w:r>
-      <w:proofErr w:type="spellEnd"/>
-      <w:r>
-        <w:t xml:space="preserve"> and</w:t>
-      </w:r>
-      <w:r>
+      <w:r>
+        <w:rPr>
+          <w:rFonts w:eastAsiaTheme="minorEastAsia"/>
+        </w:rPr>
+        <w:t>first task</w:t>
+      </w:r>
+      <w:r>
+        <w:rPr>
+          <w:rFonts w:eastAsiaTheme="minorEastAsia" w:hint="eastAsia"/>
+        </w:rPr>
+        <w:t xml:space="preserve"> is to modify the program to use </w:t>
+      </w:r>
+      <w:r>
+        <w:rPr>
+          <w:rFonts w:eastAsiaTheme="minorEastAsia"/>
+        </w:rPr>
+        <w:t>a</w:t>
+      </w:r>
+      <w:r>
+        <w:rPr>
+          <w:rFonts w:eastAsiaTheme="minorEastAsia" w:hint="eastAsia"/>
+        </w:rPr>
         <w:t xml:space="preserve"> mutex </w:t>
       </w:r>
       <w:r>
+        <w:rPr>
+          <w:rFonts w:eastAsiaTheme="minorEastAsia"/>
+        </w:rPr>
         <w:t>lock</w:t>
       </w:r>
       <w:r>
-        <w:t xml:space="preserve"> to print words in </w:t>
+        <w:rPr>
+          <w:rFonts w:eastAsiaTheme="minorEastAsia"/>
+        </w:rPr>
+        <w:t xml:space="preserve"> instead of </w:t>
+      </w:r>
+      <w:r>
+        <w:rPr>
+          <w:rFonts w:ascii="Courier New" w:hAnsi="Courier New" w:cs="Courier New"/>
+        </w:rPr>
+        <w:t>sched_yield()</w:t>
+      </w:r>
+      <w:r>
+        <w:rPr>
+          <w:rFonts w:ascii="Courier New" w:hAnsi="Courier New" w:cs="Courier New"/>
+        </w:rPr>
+        <w:t xml:space="preserve"> </w:t>
+      </w:r>
+      <w:r>
+        <w:rPr>
+          <w:rFonts w:eastAsiaTheme="minorEastAsia"/>
+        </w:rPr>
+        <w:t>while keeping the same program behavior</w:t>
+      </w:r>
+      <w:r>
+        <w:rPr>
+          <w:rFonts w:eastAsiaTheme="minorEastAsia"/>
+        </w:rPr>
+        <w:t xml:space="preserve"> (of </w:t>
+      </w:r>
+      <w:r>
+        <w:t>print</w:t>
+      </w:r>
+      <w:r>
+        <w:t>ing</w:t>
+      </w:r>
+      <w:r>
+        <w:t xml:space="preserve"> words </w:t>
+      </w:r>
+      <w:r>
+        <w:t>starting with a vowel</w:t>
+      </w:r>
+      <w:r>
+        <w:t xml:space="preserve"> and </w:t>
+      </w:r>
+      <w:r>
+        <w:t xml:space="preserve">with a </w:t>
+      </w:r>
+      <w:r>
+        <w:t>consonant, respectively</w:t>
+      </w:r>
+      <w:r>
+        <w:t xml:space="preserve"> </w:t>
+      </w:r>
+      <w:r>
+        <w:t xml:space="preserve">while maintaining the </w:t>
       </w:r>
       <w:r>
         <w:t>input</w:t>
       </w:r>
       <w:r>
-        <w:t xml:space="preserve"> order</w:t>
-      </w:r>
-    </w:p>
-    <w:p>
-      <w:pPr>
-        <w:spacing w:after="0" w:line="240" w:lineRule="auto"/>
-        <w:ind w:left="0" w:firstLine="0"/>
-        <w:jc w:val="left"/>
-        <w:rPr>
-          <w:rFonts w:eastAsiaTheme="minorEastAsia"/>
-        </w:rPr>
-      </w:pPr>
-      <w:r>
-        <w:t>Your</w:t>
+        <w:t xml:space="preserve"> </w:t>
+      </w:r>
+      <w:r>
+        <w:t>order of words)</w:t>
+      </w:r>
+      <w:r>
+        <w:rPr>
+          <w:rFonts w:eastAsiaTheme="minorEastAsia"/>
+        </w:rPr>
+        <w:t xml:space="preserve">. Remove the calls to </w:t>
+      </w:r>
+      <w:r>
+        <w:rPr>
+          <w:rFonts w:ascii="Courier New" w:hAnsi="Courier New" w:cs="Courier New"/>
+        </w:rPr>
+        <w:t>sched_yield()</w:t>
+      </w:r>
+      <w:r>
+        <w:rPr>
+          <w:rFonts w:eastAsiaTheme="minorEastAsia"/>
+        </w:rPr>
+        <w:t>. D</w:t>
       </w:r>
       <w:r>
         <w:rPr>
           <w:rFonts w:eastAsiaTheme="minorEastAsia" w:hint="eastAsia"/>
         </w:rPr>
+        <w:t>eclare</w:t>
+      </w:r>
+      <w:r>
+        <w:rPr>
+          <w:rFonts w:eastAsiaTheme="minorEastAsia"/>
+        </w:rPr>
+        <w:t xml:space="preserve"> a global mutex lock:</w:t>
+      </w:r>
+      <w:r>
+        <w:rPr>
+          <w:rFonts w:eastAsiaTheme="minorEastAsia" w:hint="eastAsia"/>
+        </w:rPr>
         <w:t xml:space="preserve"> </w:t>
       </w:r>
-      <w:r>
-        <w:rPr>
-          <w:rFonts w:eastAsiaTheme="minorEastAsia"/>
-        </w:rPr>
-        <w:t>first task</w:t>
-      </w:r>
-      <w:r>
-        <w:rPr>
-          <w:rFonts w:eastAsiaTheme="minorEastAsia" w:hint="eastAsia"/>
-        </w:rPr>
-        <w:t xml:space="preserve"> is to modify the program to use </w:t>
-      </w:r>
-      <w:r>
-        <w:rPr>
-          <w:rFonts w:eastAsiaTheme="minorEastAsia"/>
-        </w:rPr>
-        <w:t>a</w:t>
-      </w:r>
-      <w:r>
-        <w:rPr>
-          <w:rFonts w:eastAsiaTheme="minorEastAsia" w:hint="eastAsia"/>
-        </w:rPr>
-        <w:t xml:space="preserve"> mutex </w:t>
-      </w:r>
-      <w:r>
-        <w:rPr>
-          <w:rFonts w:eastAsiaTheme="minorEastAsia"/>
-        </w:rPr>
-        <w:t>lock</w:t>
-      </w:r>
-      <w:r>
-        <w:rPr>
-          <w:rFonts w:eastAsiaTheme="minorEastAsia"/>
-        </w:rPr>
-        <w:t xml:space="preserve"> instead of </w:t>
-      </w:r>
-      <w:proofErr w:type="spellStart"/>
-      <w:r>
-        <w:rPr>
-          <w:rFonts w:ascii="Courier New" w:hAnsi="Courier New" w:cs="Courier New"/>
-        </w:rPr>
-        <w:t>sched_</w:t>
-      </w:r>
-      <w:proofErr w:type="gramStart"/>
-      <w:r>
-        <w:rPr>
-          <w:rFonts w:ascii="Courier New" w:hAnsi="Courier New" w:cs="Courier New"/>
-        </w:rPr>
-        <w:t>yield</w:t>
-      </w:r>
-      <w:proofErr w:type="spellEnd"/>
-      <w:r>
-        <w:rPr>
-          <w:rFonts w:ascii="Courier New" w:hAnsi="Courier New" w:cs="Courier New"/>
-        </w:rPr>
-        <w:t>(</w:t>
-      </w:r>
-      <w:proofErr w:type="gramEnd"/>
-      <w:r>
-        <w:rPr>
-          <w:rFonts w:ascii="Courier New" w:hAnsi="Courier New" w:cs="Courier New"/>
-        </w:rPr>
-        <w:t>)</w:t>
-      </w:r>
-      <w:r>
-        <w:rPr>
-          <w:rFonts w:ascii="Courier New" w:hAnsi="Courier New" w:cs="Courier New"/>
-        </w:rPr>
-        <w:t xml:space="preserve"> </w:t>
-      </w:r>
-      <w:r>
-        <w:rPr>
-          <w:rFonts w:eastAsiaTheme="minorEastAsia"/>
-        </w:rPr>
-        <w:t xml:space="preserve">while keeping the same program </w:t>
-      </w:r>
-      <w:proofErr w:type="spellStart"/>
-      <w:r>
-        <w:rPr>
-          <w:rFonts w:eastAsiaTheme="minorEastAsia"/>
-        </w:rPr>
-        <w:t>behavior</w:t>
-      </w:r>
-      <w:proofErr w:type="spellEnd"/>
-      <w:r>
-        <w:rPr>
-          <w:rFonts w:eastAsiaTheme="minorEastAsia"/>
-        </w:rPr>
-        <w:t xml:space="preserve"> (of </w:t>
-      </w:r>
-      <w:r>
-        <w:t>print</w:t>
-      </w:r>
-      <w:r>
-        <w:t>ing</w:t>
-      </w:r>
-      <w:r>
-        <w:t xml:space="preserve"> words </w:t>
-      </w:r>
-      <w:r>
-        <w:t>starting with a vowel</w:t>
-      </w:r>
-      <w:r>
-        <w:t xml:space="preserve"> and </w:t>
-      </w:r>
-      <w:r>
-        <w:t xml:space="preserve">with a </w:t>
-      </w:r>
-      <w:r>
-        <w:t>consonant, respectively</w:t>
-      </w:r>
-      <w:r>
-        <w:t xml:space="preserve"> </w:t>
-      </w:r>
-      <w:r>
-        <w:t xml:space="preserve">while maintaining the </w:t>
-      </w:r>
-      <w:r>
-        <w:t>input</w:t>
-      </w:r>
-      <w:r>
-        <w:t xml:space="preserve"> </w:t>
-      </w:r>
-      <w:r>
-        <w:t>order of words)</w:t>
-      </w:r>
-      <w:r>
-        <w:rPr>
-          <w:rFonts w:eastAsiaTheme="minorEastAsia"/>
-        </w:rPr>
-        <w:t xml:space="preserve">. Remove the calls to </w:t>
-      </w:r>
-      <w:proofErr w:type="spellStart"/>
-      <w:r>
-        <w:rPr>
-          <w:rFonts w:ascii="Courier New" w:hAnsi="Courier New" w:cs="Courier New"/>
-        </w:rPr>
-        <w:t>sched_</w:t>
-      </w:r>
-      <w:proofErr w:type="gramStart"/>
-      <w:r>
-        <w:rPr>
-          <w:rFonts w:ascii="Courier New" w:hAnsi="Courier New" w:cs="Courier New"/>
-        </w:rPr>
-        <w:t>yield</w:t>
-      </w:r>
-      <w:proofErr w:type="spellEnd"/>
-      <w:r>
-        <w:rPr>
-          <w:rFonts w:ascii="Courier New" w:hAnsi="Courier New" w:cs="Courier New"/>
-        </w:rPr>
-        <w:t>(</w:t>
-      </w:r>
-      <w:proofErr w:type="gramEnd"/>
-      <w:r>
-        <w:rPr>
-          <w:rFonts w:ascii="Courier New" w:hAnsi="Courier New" w:cs="Courier New"/>
-        </w:rPr>
-        <w:t>)</w:t>
-      </w:r>
-      <w:r>
-        <w:rPr>
-          <w:rFonts w:eastAsiaTheme="minorEastAsia"/>
-        </w:rPr>
-        <w:t>. D</w:t>
-      </w:r>
-      <w:r>
-        <w:rPr>
-          <w:rFonts w:eastAsiaTheme="minorEastAsia" w:hint="eastAsia"/>
-        </w:rPr>
-        <w:t>eclare</w:t>
-      </w:r>
-      <w:r>
-        <w:rPr>
-          <w:rFonts w:eastAsiaTheme="minorEastAsia"/>
-        </w:rPr>
-        <w:t xml:space="preserve"> a global mutex lock:</w:t>
-      </w:r>
-      <w:r>
-        <w:rPr>
-          <w:rFonts w:eastAsiaTheme="minorEastAsia" w:hint="eastAsia"/>
-        </w:rPr>
-        <w:t xml:space="preserve"> </w:t>
-      </w:r>
     </w:p>
     <w:p>
       <w:pPr>
@@ -1014,28 +804,12 @@
           <w:rFonts w:ascii="Courier New" w:eastAsiaTheme="minorEastAsia" w:hAnsi="Courier New" w:cs="Courier New"/>
         </w:rPr>
       </w:pPr>
-      <w:proofErr w:type="spellStart"/>
       <w:r>
         <w:rPr>
           <w:rFonts w:ascii="Courier New" w:eastAsiaTheme="minorEastAsia" w:hAnsi="Courier New" w:cs="Courier New"/>
         </w:rPr>
-        <w:t>pthread_mutex_t</w:t>
-      </w:r>
-      <w:proofErr w:type="spellEnd"/>
-      <w:r>
-        <w:rPr>
-          <w:rFonts w:ascii="Courier New" w:eastAsiaTheme="minorEastAsia" w:hAnsi="Courier New" w:cs="Courier New"/>
-        </w:rPr>
-        <w:t xml:space="preserve"> mutex = PTHREAD_MUTEX_</w:t>
-      </w:r>
-      <w:proofErr w:type="gramStart"/>
-      <w:r>
-        <w:rPr>
-          <w:rFonts w:ascii="Courier New" w:eastAsiaTheme="minorEastAsia" w:hAnsi="Courier New" w:cs="Courier New"/>
-        </w:rPr>
-        <w:t>INITIALIZER;</w:t>
-      </w:r>
-      <w:proofErr w:type="gramEnd"/>
+        <w:t>pthread_mutex_t mutex = PTHREAD_MUTEX_INITIALIZER;</w:t>
+      </w:r>
     </w:p>
     <w:p>
       <w:pPr>
@@ -1074,21 +848,12 @@
       <w:r>
         <w:t xml:space="preserve"> </w:t>
       </w:r>
-      <w:proofErr w:type="spellStart"/>
-      <w:r>
-        <w:rPr>
-          <w:rFonts w:ascii="Courier New" w:hAnsi="Courier New" w:cs="Courier New"/>
-        </w:rPr>
-        <w:t>pthread_mutex_lock</w:t>
-      </w:r>
-      <w:proofErr w:type="spellEnd"/>
-      <w:r>
-        <w:rPr>
-          <w:rFonts w:ascii="Courier New" w:hAnsi="Courier New" w:cs="Courier New"/>
-        </w:rPr>
-        <w:t>(&amp;</w:t>
-      </w:r>
-      <w:proofErr w:type="gramStart"/>
+      <w:r>
+        <w:rPr>
+          <w:rFonts w:ascii="Courier New" w:hAnsi="Courier New" w:cs="Courier New"/>
+        </w:rPr>
+        <w:t>pthread_mutex_lock(&amp;</w:t>
+      </w:r>
       <w:r>
         <w:rPr>
           <w:rFonts w:ascii="Courier New" w:eastAsiaTheme="minorEastAsia" w:hAnsi="Courier New" w:cs="Courier New"/>
@@ -1104,23 +869,14 @@
       <w:r>
         <w:t>and</w:t>
       </w:r>
-      <w:proofErr w:type="gramEnd"/>
       <w:r>
         <w:t xml:space="preserve"> </w:t>
       </w:r>
-      <w:proofErr w:type="spellStart"/>
-      <w:r>
-        <w:rPr>
-          <w:rFonts w:ascii="Courier New" w:hAnsi="Courier New" w:cs="Courier New"/>
-        </w:rPr>
-        <w:t>pthread_mutex_unlock</w:t>
-      </w:r>
-      <w:proofErr w:type="spellEnd"/>
-      <w:r>
-        <w:rPr>
-          <w:rFonts w:ascii="Courier New" w:hAnsi="Courier New" w:cs="Courier New"/>
-        </w:rPr>
-        <w:t>(&amp;</w:t>
+      <w:r>
+        <w:rPr>
+          <w:rFonts w:ascii="Courier New" w:hAnsi="Courier New" w:cs="Courier New"/>
+        </w:rPr>
+        <w:t>pthread_mutex_unlock(&amp;</w:t>
       </w:r>
       <w:r>
         <w:rPr>
@@ -1143,33 +899,11 @@
       <w:r>
         <w:t xml:space="preserve"> functions </w:t>
       </w:r>
-      <w:proofErr w:type="spellStart"/>
-      <w:r>
-        <w:rPr>
-          <w:rFonts w:ascii="Courier New" w:hAnsi="Courier New" w:cs="Courier New"/>
-        </w:rPr>
-        <w:t>print_vowels</w:t>
-      </w:r>
-      <w:proofErr w:type="spellEnd"/>
-      <w:r>
-        <w:rPr>
-          <w:rFonts w:ascii="Courier New" w:hAnsi="Courier New" w:cs="Courier New"/>
-        </w:rPr>
-        <w:t xml:space="preserve">() and </w:t>
-      </w:r>
-      <w:proofErr w:type="spellStart"/>
-      <w:r>
-        <w:rPr>
-          <w:rFonts w:ascii="Courier New" w:hAnsi="Courier New" w:cs="Courier New"/>
-        </w:rPr>
-        <w:t>print_consonants</w:t>
-      </w:r>
-      <w:proofErr w:type="spellEnd"/>
-      <w:r>
-        <w:rPr>
-          <w:rFonts w:ascii="Courier New" w:hAnsi="Courier New" w:cs="Courier New"/>
-        </w:rPr>
-        <w:t>()</w:t>
+      <w:r>
+        <w:rPr>
+          <w:rFonts w:ascii="Courier New" w:hAnsi="Courier New" w:cs="Courier New"/>
+        </w:rPr>
+        <w:t>print_vowels() and print_consonants()</w:t>
       </w:r>
       <w:r>
         <w:t>to ensure mutual exclusion between them</w:t>
@@ -1184,57 +918,29 @@
         <w:rPr>
           <w:rFonts w:eastAsiaTheme="minorEastAsia"/>
         </w:rPr>
-        <w:t xml:space="preserve">Please refer to the following code snippet in </w:t>
-      </w:r>
-      <w:proofErr w:type="gramStart"/>
-      <w:r>
-        <w:rPr>
-          <w:rFonts w:eastAsiaTheme="minorEastAsia"/>
-        </w:rPr>
-        <w:t>main(</w:t>
-      </w:r>
-      <w:proofErr w:type="gramEnd"/>
-      <w:r>
-        <w:rPr>
-          <w:rFonts w:eastAsiaTheme="minorEastAsia"/>
-        </w:rPr>
-        <w:t>):</w:t>
-      </w:r>
-    </w:p>
-    <w:p>
-      <w:pPr>
-        <w:spacing w:after="0" w:line="240" w:lineRule="auto"/>
-        <w:jc w:val="left"/>
-      </w:pPr>
-    </w:p>
-    <w:p>
-      <w:pPr>
-        <w:spacing w:after="0" w:line="240" w:lineRule="auto"/>
-        <w:ind w:left="0" w:firstLine="0"/>
-        <w:jc w:val="left"/>
-        <w:rPr>
-          <w:rFonts w:ascii="Courier New" w:hAnsi="Courier New" w:cs="Courier New"/>
-        </w:rPr>
-      </w:pPr>
-      <w:r>
-        <w:rPr>
-          <w:rFonts w:ascii="Courier New" w:hAnsi="Courier New" w:cs="Courier New"/>
-        </w:rPr>
-        <w:t>#include &lt;</w:t>
-      </w:r>
-      <w:proofErr w:type="spellStart"/>
-      <w:r>
-        <w:rPr>
-          <w:rFonts w:ascii="Courier New" w:hAnsi="Courier New" w:cs="Courier New"/>
-        </w:rPr>
-        <w:t>pthread.h</w:t>
-      </w:r>
-      <w:proofErr w:type="spellEnd"/>
-      <w:r>
-        <w:rPr>
-          <w:rFonts w:ascii="Courier New" w:hAnsi="Courier New" w:cs="Courier New"/>
-        </w:rPr>
-        <w:t>&gt;</w:t>
+        <w:t>Please refer to the following code snippet in main():</w:t>
+      </w:r>
+    </w:p>
+    <w:p>
+      <w:pPr>
+        <w:spacing w:after="0" w:line="240" w:lineRule="auto"/>
+        <w:jc w:val="left"/>
+      </w:pPr>
+    </w:p>
+    <w:p>
+      <w:pPr>
+        <w:spacing w:after="0" w:line="240" w:lineRule="auto"/>
+        <w:ind w:left="0" w:firstLine="0"/>
+        <w:jc w:val="left"/>
+        <w:rPr>
+          <w:rFonts w:ascii="Courier New" w:hAnsi="Courier New" w:cs="Courier New"/>
+        </w:rPr>
+      </w:pPr>
+      <w:r>
+        <w:rPr>
+          <w:rFonts w:ascii="Courier New" w:hAnsi="Courier New" w:cs="Courier New"/>
+        </w:rPr>
+        <w:t>#include &lt;pthread.h&gt;</w:t>
       </w:r>
     </w:p>
     <w:p>
@@ -1262,601 +968,215 @@
           <w:rFonts w:ascii="Courier New" w:eastAsiaTheme="minorEastAsia" w:hAnsi="Courier New" w:cs="Courier New"/>
         </w:rPr>
       </w:pPr>
-      <w:proofErr w:type="spellStart"/>
       <w:r>
         <w:rPr>
           <w:rFonts w:ascii="Courier New" w:eastAsiaTheme="minorEastAsia" w:hAnsi="Courier New" w:cs="Courier New"/>
         </w:rPr>
-        <w:t>pthread_t</w:t>
-      </w:r>
-      <w:proofErr w:type="spellEnd"/>
-      <w:r>
-        <w:rPr>
-          <w:rFonts w:ascii="Courier New" w:eastAsiaTheme="minorEastAsia" w:hAnsi="Courier New" w:cs="Courier New"/>
-        </w:rPr>
+        <w:t>pthread_t vow_thread, cons_thread;</w:t>
+      </w:r>
+    </w:p>
+    <w:p>
+      <w:pPr>
+        <w:spacing w:after="0" w:line="240" w:lineRule="auto"/>
+        <w:ind w:left="0" w:firstLine="0"/>
+        <w:jc w:val="left"/>
+        <w:rPr>
+          <w:rFonts w:ascii="Courier New" w:hAnsi="Courier New" w:cs="Courier New"/>
+        </w:rPr>
+      </w:pPr>
+      <w:r>
+        <w:rPr>
+          <w:rFonts w:ascii="Courier New" w:hAnsi="Courier New" w:cs="Courier New"/>
+        </w:rPr>
+        <w:t>pthread_create(&amp;vow_thread, NULL, print_vowels, NULL);</w:t>
+      </w:r>
+    </w:p>
+    <w:p>
+      <w:pPr>
+        <w:spacing w:after="0" w:line="240" w:lineRule="auto"/>
+        <w:ind w:left="0" w:firstLine="0"/>
+        <w:jc w:val="left"/>
+        <w:rPr>
+          <w:rFonts w:ascii="Courier New" w:hAnsi="Courier New" w:cs="Courier New"/>
+        </w:rPr>
+      </w:pPr>
+      <w:r>
+        <w:rPr>
+          <w:rFonts w:ascii="Courier New" w:hAnsi="Courier New" w:cs="Courier New"/>
+        </w:rPr>
+        <w:t>pthread_create(&amp;cons_thread, NULL, print_consonants, NULL);</w:t>
+      </w:r>
+    </w:p>
+    <w:p>
+      <w:pPr>
+        <w:spacing w:after="0" w:line="240" w:lineRule="auto"/>
+        <w:ind w:left="0" w:firstLine="0"/>
+        <w:jc w:val="left"/>
+        <w:rPr>
+          <w:rFonts w:ascii="Courier New" w:hAnsi="Courier New" w:cs="Courier New"/>
+        </w:rPr>
+      </w:pPr>
+      <w:r>
+        <w:rPr>
+          <w:rFonts w:ascii="Courier New" w:hAnsi="Courier New" w:cs="Courier New"/>
+        </w:rPr>
+        <w:t>pthread_join(vow_thread, NULL);</w:t>
+      </w:r>
+    </w:p>
+    <w:p>
+      <w:pPr>
+        <w:spacing w:after="0" w:line="240" w:lineRule="auto"/>
+        <w:ind w:left="0" w:firstLine="0"/>
+        <w:jc w:val="left"/>
+        <w:rPr>
+          <w:rFonts w:ascii="Courier New" w:hAnsi="Courier New" w:cs="Courier New"/>
+        </w:rPr>
+      </w:pPr>
+      <w:r>
+        <w:rPr>
+          <w:rFonts w:ascii="Courier New" w:hAnsi="Courier New" w:cs="Courier New"/>
+        </w:rPr>
+        <w:t>pthread_join(cons_thread, NULL);</w:t>
+      </w:r>
+    </w:p>
+    <w:p>
+      <w:pPr>
+        <w:spacing w:after="0" w:line="240" w:lineRule="auto"/>
+        <w:jc w:val="left"/>
+        <w:rPr>
+          <w:rFonts w:ascii="Courier New" w:hAnsi="Courier New" w:cs="Courier New"/>
+        </w:rPr>
+      </w:pPr>
+      <w:r>
+        <w:rPr>
+          <w:rFonts w:ascii="Courier New" w:hAnsi="Courier New" w:cs="Courier New"/>
+        </w:rPr>
+        <w:t>pthread_mutex_destroy(&amp;mutex);    // Cleanup mutex</w:t>
+      </w:r>
+    </w:p>
+    <w:p>
+      <w:pPr>
+        <w:spacing w:after="0" w:line="240" w:lineRule="auto"/>
+        <w:jc w:val="left"/>
+      </w:pPr>
+    </w:p>
+    <w:p>
+      <w:pPr>
+        <w:spacing w:after="0" w:line="240" w:lineRule="auto"/>
+        <w:ind w:left="0" w:firstLine="0"/>
+        <w:jc w:val="left"/>
+        <w:rPr>
+          <w:rFonts w:eastAsiaTheme="minorEastAsia"/>
+        </w:rPr>
+      </w:pPr>
+      <w:r>
+        <w:rPr>
+          <w:rFonts w:eastAsiaTheme="minorEastAsia"/>
+        </w:rPr>
+        <w:t>Try the following</w:t>
+      </w:r>
+      <w:r>
+        <w:rPr>
+          <w:rFonts w:eastAsiaTheme="minorEastAsia"/>
+        </w:rPr>
+        <w:t xml:space="preserve"> code</w:t>
+      </w:r>
+      <w:r>
+        <w:rPr>
+          <w:rFonts w:eastAsiaTheme="minorEastAsia"/>
+        </w:rPr>
+        <w:t xml:space="preserve">, </w:t>
+      </w:r>
+      <w:r>
+        <w:rPr>
+          <w:rFonts w:eastAsiaTheme="minorEastAsia"/>
+        </w:rPr>
+        <w:t>what do you observe</w:t>
+      </w:r>
+      <w:r>
+        <w:rPr>
+          <w:rFonts w:eastAsiaTheme="minorEastAsia"/>
+        </w:rPr>
+        <w:t>?</w:t>
+      </w:r>
+    </w:p>
+    <w:p>
+      <w:pPr>
+        <w:spacing w:after="0" w:line="240" w:lineRule="auto"/>
+        <w:ind w:left="0" w:firstLine="0"/>
+        <w:jc w:val="left"/>
+        <w:rPr>
+          <w:rFonts w:ascii="Courier New" w:hAnsi="Courier New" w:cs="Courier New"/>
+        </w:rPr>
+      </w:pPr>
+      <w:r>
+        <w:rPr>
+          <w:rFonts w:ascii="Courier New" w:hAnsi="Courier New" w:cs="Courier New"/>
+        </w:rPr>
+        <w:t>pthread_create(&amp;vow_thread, NULL, print_vowels, NULL);</w:t>
+      </w:r>
+    </w:p>
+    <w:p>
+      <w:pPr>
+        <w:spacing w:after="0" w:line="240" w:lineRule="auto"/>
+        <w:ind w:left="0" w:firstLine="0"/>
+        <w:jc w:val="left"/>
+        <w:rPr>
+          <w:rFonts w:ascii="Courier New" w:hAnsi="Courier New" w:cs="Courier New"/>
+        </w:rPr>
+      </w:pPr>
+      <w:r>
+        <w:rPr>
+          <w:rFonts w:ascii="Courier New" w:hAnsi="Courier New" w:cs="Courier New"/>
+        </w:rPr>
+        <w:t>pthread_join(vow_thread, NULL);</w:t>
+      </w:r>
+    </w:p>
+    <w:p>
+      <w:pPr>
+        <w:spacing w:after="0" w:line="240" w:lineRule="auto"/>
+        <w:ind w:left="0" w:firstLine="0"/>
+        <w:jc w:val="left"/>
+        <w:rPr>
+          <w:rFonts w:ascii="Courier New" w:hAnsi="Courier New" w:cs="Courier New"/>
+        </w:rPr>
+      </w:pPr>
+      <w:r>
+        <w:rPr>
+          <w:rFonts w:ascii="Courier New" w:hAnsi="Courier New" w:cs="Courier New"/>
+        </w:rPr>
+        <w:t>pthread_create(&amp;cons_thread, NULL, print_consonants, NULL);</w:t>
+      </w:r>
+    </w:p>
+    <w:p>
+      <w:pPr>
+        <w:spacing w:after="0" w:line="240" w:lineRule="auto"/>
+        <w:ind w:left="0" w:firstLine="0"/>
+        <w:jc w:val="left"/>
+        <w:rPr>
+          <w:rFonts w:ascii="Courier New" w:hAnsi="Courier New" w:cs="Courier New"/>
+        </w:rPr>
+      </w:pPr>
+      <w:r>
+        <w:rPr>
+          <w:rFonts w:ascii="Courier New" w:hAnsi="Courier New" w:cs="Courier New"/>
+        </w:rPr>
+        <w:t>pthread_join(cons_thread, NULL);</w:t>
+      </w:r>
+    </w:p>
+    <w:p>
+      <w:pPr>
+        <w:spacing w:before="240" w:after="0" w:line="240" w:lineRule="auto"/>
+      </w:pPr>
+      <w:r>
+        <w:t>Side note: M</w:t>
+      </w:r>
+      <w:r>
+        <w:t>utex locks are essential for thread synchronization when accessing shared resources.</w:t>
+      </w:r>
+      <w:r>
         <w:t xml:space="preserve"> </w:t>
       </w:r>
-      <w:proofErr w:type="spellStart"/>
-      <w:r>
-        <w:rPr>
-          <w:rFonts w:ascii="Courier New" w:eastAsiaTheme="minorEastAsia" w:hAnsi="Courier New" w:cs="Courier New"/>
-        </w:rPr>
-        <w:t>vow_thread</w:t>
-      </w:r>
-      <w:proofErr w:type="spellEnd"/>
-      <w:r>
-        <w:rPr>
-          <w:rFonts w:ascii="Courier New" w:eastAsiaTheme="minorEastAsia" w:hAnsi="Courier New" w:cs="Courier New"/>
-        </w:rPr>
-        <w:t xml:space="preserve">, </w:t>
-      </w:r>
-      <w:proofErr w:type="spellStart"/>
-      <w:r>
-        <w:rPr>
-          <w:rFonts w:ascii="Courier New" w:eastAsiaTheme="minorEastAsia" w:hAnsi="Courier New" w:cs="Courier New"/>
-        </w:rPr>
-        <w:t>cons_</w:t>
-      </w:r>
-      <w:proofErr w:type="gramStart"/>
-      <w:r>
-        <w:rPr>
-          <w:rFonts w:ascii="Courier New" w:eastAsiaTheme="minorEastAsia" w:hAnsi="Courier New" w:cs="Courier New"/>
-        </w:rPr>
-        <w:t>thread</w:t>
-      </w:r>
-      <w:proofErr w:type="spellEnd"/>
-      <w:r>
-        <w:rPr>
-          <w:rFonts w:ascii="Courier New" w:eastAsiaTheme="minorEastAsia" w:hAnsi="Courier New" w:cs="Courier New"/>
-        </w:rPr>
-        <w:t>;</w:t>
-      </w:r>
-      <w:proofErr w:type="gramEnd"/>
-    </w:p>
-    <w:p>
-      <w:pPr>
-        <w:spacing w:after="0" w:line="240" w:lineRule="auto"/>
-        <w:ind w:left="0" w:firstLine="0"/>
-        <w:jc w:val="left"/>
-        <w:rPr>
-          <w:rFonts w:ascii="Courier New" w:hAnsi="Courier New" w:cs="Courier New"/>
-        </w:rPr>
-      </w:pPr>
-      <w:proofErr w:type="spellStart"/>
-      <w:r>
-        <w:rPr>
-          <w:rFonts w:ascii="Courier New" w:hAnsi="Courier New" w:cs="Courier New"/>
-        </w:rPr>
-        <w:t>pthread_</w:t>
-      </w:r>
-      <w:proofErr w:type="gramStart"/>
-      <w:r>
-        <w:rPr>
-          <w:rFonts w:ascii="Courier New" w:hAnsi="Courier New" w:cs="Courier New"/>
-        </w:rPr>
-        <w:t>create</w:t>
-      </w:r>
-      <w:proofErr w:type="spellEnd"/>
-      <w:r>
-        <w:rPr>
-          <w:rFonts w:ascii="Courier New" w:hAnsi="Courier New" w:cs="Courier New"/>
-        </w:rPr>
-        <w:t>(</w:t>
-      </w:r>
-      <w:proofErr w:type="gramEnd"/>
-      <w:r>
-        <w:rPr>
-          <w:rFonts w:ascii="Courier New" w:hAnsi="Courier New" w:cs="Courier New"/>
-        </w:rPr>
-        <w:t>&amp;</w:t>
-      </w:r>
-      <w:proofErr w:type="spellStart"/>
-      <w:r>
-        <w:rPr>
-          <w:rFonts w:ascii="Courier New" w:hAnsi="Courier New" w:cs="Courier New"/>
-        </w:rPr>
-        <w:t>vow_thread</w:t>
-      </w:r>
-      <w:proofErr w:type="spellEnd"/>
-      <w:r>
-        <w:rPr>
-          <w:rFonts w:ascii="Courier New" w:hAnsi="Courier New" w:cs="Courier New"/>
-        </w:rPr>
-        <w:t xml:space="preserve">, NULL, </w:t>
-      </w:r>
-      <w:proofErr w:type="spellStart"/>
-      <w:r>
-        <w:rPr>
-          <w:rFonts w:ascii="Courier New" w:hAnsi="Courier New" w:cs="Courier New"/>
-        </w:rPr>
-        <w:t>print_vowels</w:t>
-      </w:r>
-      <w:proofErr w:type="spellEnd"/>
-      <w:r>
-        <w:rPr>
-          <w:rFonts w:ascii="Courier New" w:hAnsi="Courier New" w:cs="Courier New"/>
-        </w:rPr>
-        <w:t>, NULL);</w:t>
-      </w:r>
-    </w:p>
-    <w:p>
-      <w:pPr>
-        <w:spacing w:after="0" w:line="240" w:lineRule="auto"/>
-        <w:ind w:left="0" w:firstLine="0"/>
-        <w:jc w:val="left"/>
-        <w:rPr>
-          <w:rFonts w:ascii="Courier New" w:hAnsi="Courier New" w:cs="Courier New"/>
-        </w:rPr>
-      </w:pPr>
-      <w:proofErr w:type="spellStart"/>
-      <w:r>
-        <w:rPr>
-          <w:rFonts w:ascii="Courier New" w:hAnsi="Courier New" w:cs="Courier New"/>
-        </w:rPr>
-        <w:t>pthread_</w:t>
-      </w:r>
-      <w:proofErr w:type="gramStart"/>
-      <w:r>
-        <w:rPr>
-          <w:rFonts w:ascii="Courier New" w:hAnsi="Courier New" w:cs="Courier New"/>
-        </w:rPr>
-        <w:t>create</w:t>
-      </w:r>
-      <w:proofErr w:type="spellEnd"/>
-      <w:r>
-        <w:rPr>
-          <w:rFonts w:ascii="Courier New" w:hAnsi="Courier New" w:cs="Courier New"/>
-        </w:rPr>
-        <w:t>(</w:t>
-      </w:r>
-      <w:proofErr w:type="gramEnd"/>
-      <w:r>
-        <w:rPr>
-          <w:rFonts w:ascii="Courier New" w:hAnsi="Courier New" w:cs="Courier New"/>
-        </w:rPr>
-        <w:t>&amp;</w:t>
-      </w:r>
-      <w:proofErr w:type="spellStart"/>
-      <w:r>
-        <w:rPr>
-          <w:rFonts w:ascii="Courier New" w:hAnsi="Courier New" w:cs="Courier New"/>
-        </w:rPr>
-        <w:t>cons_thread</w:t>
-      </w:r>
-      <w:proofErr w:type="spellEnd"/>
-      <w:r>
-        <w:rPr>
-          <w:rFonts w:ascii="Courier New" w:hAnsi="Courier New" w:cs="Courier New"/>
-        </w:rPr>
-        <w:t xml:space="preserve">, NULL, </w:t>
-      </w:r>
-      <w:proofErr w:type="spellStart"/>
-      <w:r>
-        <w:rPr>
-          <w:rFonts w:ascii="Courier New" w:hAnsi="Courier New" w:cs="Courier New"/>
-        </w:rPr>
-        <w:t>print_consonants</w:t>
-      </w:r>
-      <w:proofErr w:type="spellEnd"/>
-      <w:r>
-        <w:rPr>
-          <w:rFonts w:ascii="Courier New" w:hAnsi="Courier New" w:cs="Courier New"/>
-        </w:rPr>
-        <w:t>, NULL);</w:t>
-      </w:r>
-    </w:p>
-    <w:p>
-      <w:pPr>
-        <w:spacing w:after="0" w:line="240" w:lineRule="auto"/>
-        <w:ind w:left="0" w:firstLine="0"/>
-        <w:jc w:val="left"/>
-        <w:rPr>
-          <w:rFonts w:ascii="Courier New" w:hAnsi="Courier New" w:cs="Courier New"/>
-        </w:rPr>
-      </w:pPr>
-      <w:proofErr w:type="spellStart"/>
-      <w:r>
-        <w:rPr>
-          <w:rFonts w:ascii="Courier New" w:hAnsi="Courier New" w:cs="Courier New"/>
-        </w:rPr>
-        <w:t>pthread_</w:t>
-      </w:r>
-      <w:proofErr w:type="gramStart"/>
-      <w:r>
-        <w:rPr>
-          <w:rFonts w:ascii="Courier New" w:hAnsi="Courier New" w:cs="Courier New"/>
-        </w:rPr>
-        <w:t>join</w:t>
-      </w:r>
-      <w:proofErr w:type="spellEnd"/>
-      <w:r>
-        <w:rPr>
-          <w:rFonts w:ascii="Courier New" w:hAnsi="Courier New" w:cs="Courier New"/>
-        </w:rPr>
-        <w:t>(</w:t>
-      </w:r>
-      <w:proofErr w:type="spellStart"/>
-      <w:proofErr w:type="gramEnd"/>
-      <w:r>
-        <w:rPr>
-          <w:rFonts w:ascii="Courier New" w:hAnsi="Courier New" w:cs="Courier New"/>
-        </w:rPr>
-        <w:t>vow_thread</w:t>
-      </w:r>
-      <w:proofErr w:type="spellEnd"/>
-      <w:r>
-        <w:rPr>
-          <w:rFonts w:ascii="Courier New" w:hAnsi="Courier New" w:cs="Courier New"/>
-        </w:rPr>
-        <w:t>, NULL);</w:t>
-      </w:r>
-    </w:p>
-    <w:p>
-      <w:pPr>
-        <w:spacing w:after="0" w:line="240" w:lineRule="auto"/>
-        <w:ind w:left="0" w:firstLine="0"/>
-        <w:jc w:val="left"/>
-        <w:rPr>
-          <w:rFonts w:ascii="Courier New" w:hAnsi="Courier New" w:cs="Courier New"/>
-        </w:rPr>
-      </w:pPr>
-      <w:proofErr w:type="spellStart"/>
-      <w:r>
-        <w:rPr>
-          <w:rFonts w:ascii="Courier New" w:hAnsi="Courier New" w:cs="Courier New"/>
-        </w:rPr>
-        <w:t>pthread_</w:t>
-      </w:r>
-      <w:proofErr w:type="gramStart"/>
-      <w:r>
-        <w:rPr>
-          <w:rFonts w:ascii="Courier New" w:hAnsi="Courier New" w:cs="Courier New"/>
-        </w:rPr>
-        <w:t>join</w:t>
-      </w:r>
-      <w:proofErr w:type="spellEnd"/>
-      <w:r>
-        <w:rPr>
-          <w:rFonts w:ascii="Courier New" w:hAnsi="Courier New" w:cs="Courier New"/>
-        </w:rPr>
-        <w:t>(</w:t>
-      </w:r>
-      <w:proofErr w:type="spellStart"/>
-      <w:proofErr w:type="gramEnd"/>
-      <w:r>
-        <w:rPr>
-          <w:rFonts w:ascii="Courier New" w:hAnsi="Courier New" w:cs="Courier New"/>
-        </w:rPr>
-        <w:t>cons_thread</w:t>
-      </w:r>
-      <w:proofErr w:type="spellEnd"/>
-      <w:r>
-        <w:rPr>
-          <w:rFonts w:ascii="Courier New" w:hAnsi="Courier New" w:cs="Courier New"/>
-        </w:rPr>
-        <w:t>, NULL);</w:t>
-      </w:r>
-    </w:p>
-    <w:p>
-      <w:pPr>
-        <w:spacing w:after="0" w:line="240" w:lineRule="auto"/>
-        <w:jc w:val="left"/>
-        <w:rPr>
-          <w:rFonts w:ascii="Courier New" w:hAnsi="Courier New" w:cs="Courier New"/>
-        </w:rPr>
-      </w:pPr>
-      <w:proofErr w:type="spellStart"/>
-      <w:r>
-        <w:rPr>
-          <w:rFonts w:ascii="Courier New" w:hAnsi="Courier New" w:cs="Courier New"/>
-        </w:rPr>
-        <w:t>pthread_mutex_destroy</w:t>
-      </w:r>
-      <w:proofErr w:type="spellEnd"/>
-      <w:r>
-        <w:rPr>
-          <w:rFonts w:ascii="Courier New" w:hAnsi="Courier New" w:cs="Courier New"/>
-        </w:rPr>
-        <w:t>(&amp;mutex</w:t>
-      </w:r>
-      <w:proofErr w:type="gramStart"/>
-      <w:r>
-        <w:rPr>
-          <w:rFonts w:ascii="Courier New" w:hAnsi="Courier New" w:cs="Courier New"/>
-        </w:rPr>
-        <w:t xml:space="preserve">);   </w:t>
-      </w:r>
-      <w:proofErr w:type="gramEnd"/>
-      <w:r>
-        <w:rPr>
-          <w:rFonts w:ascii="Courier New" w:hAnsi="Courier New" w:cs="Courier New"/>
-        </w:rPr>
-        <w:t xml:space="preserve"> // Cleanup mutex</w:t>
-      </w:r>
-    </w:p>
-    <w:p>
-      <w:pPr>
-        <w:spacing w:after="0" w:line="240" w:lineRule="auto"/>
-        <w:jc w:val="left"/>
-      </w:pPr>
-    </w:p>
-    <w:p>
-      <w:pPr>
-        <w:spacing w:after="0" w:line="240" w:lineRule="auto"/>
-        <w:ind w:left="0" w:firstLine="0"/>
-        <w:jc w:val="left"/>
-        <w:rPr>
-          <w:rFonts w:eastAsiaTheme="minorEastAsia"/>
-        </w:rPr>
-      </w:pPr>
-      <w:r>
-        <w:rPr>
-          <w:rFonts w:eastAsiaTheme="minorEastAsia"/>
-        </w:rPr>
-        <w:t>Try the following</w:t>
-      </w:r>
-      <w:r>
-        <w:rPr>
-          <w:rFonts w:eastAsiaTheme="minorEastAsia"/>
-        </w:rPr>
-        <w:t xml:space="preserve"> code</w:t>
-      </w:r>
-      <w:r>
-        <w:rPr>
-          <w:rFonts w:eastAsiaTheme="minorEastAsia"/>
-        </w:rPr>
-        <w:t xml:space="preserve">, </w:t>
-      </w:r>
-      <w:r>
-        <w:rPr>
-          <w:rFonts w:eastAsiaTheme="minorEastAsia"/>
-        </w:rPr>
-        <w:t>what do you observe</w:t>
-      </w:r>
-      <w:r>
-        <w:rPr>
-          <w:rFonts w:eastAsiaTheme="minorEastAsia"/>
-        </w:rPr>
-        <w:t>?</w:t>
-      </w:r>
-    </w:p>
-    <w:p>
-      <w:pPr>
-        <w:spacing w:after="0" w:line="240" w:lineRule="auto"/>
-        <w:ind w:left="0" w:firstLine="0"/>
-        <w:jc w:val="left"/>
-        <w:rPr>
-          <w:rFonts w:ascii="Courier New" w:hAnsi="Courier New" w:cs="Courier New"/>
-        </w:rPr>
-      </w:pPr>
-      <w:proofErr w:type="spellStart"/>
-      <w:r>
-        <w:rPr>
-          <w:rFonts w:ascii="Courier New" w:hAnsi="Courier New" w:cs="Courier New"/>
-        </w:rPr>
-        <w:t>pthread_</w:t>
-      </w:r>
-      <w:proofErr w:type="gramStart"/>
-      <w:r>
-        <w:rPr>
-          <w:rFonts w:ascii="Courier New" w:hAnsi="Courier New" w:cs="Courier New"/>
-        </w:rPr>
-        <w:t>create</w:t>
-      </w:r>
-      <w:proofErr w:type="spellEnd"/>
-      <w:r>
-        <w:rPr>
-          <w:rFonts w:ascii="Courier New" w:hAnsi="Courier New" w:cs="Courier New"/>
-        </w:rPr>
-        <w:t>(</w:t>
-      </w:r>
-      <w:proofErr w:type="gramEnd"/>
-      <w:r>
-        <w:rPr>
-          <w:rFonts w:ascii="Courier New" w:hAnsi="Courier New" w:cs="Courier New"/>
-        </w:rPr>
-        <w:t>&amp;</w:t>
-      </w:r>
-      <w:proofErr w:type="spellStart"/>
-      <w:r>
-        <w:rPr>
-          <w:rFonts w:ascii="Courier New" w:hAnsi="Courier New" w:cs="Courier New"/>
-        </w:rPr>
-        <w:t>vow_thread</w:t>
-      </w:r>
-      <w:proofErr w:type="spellEnd"/>
-      <w:r>
-        <w:rPr>
-          <w:rFonts w:ascii="Courier New" w:hAnsi="Courier New" w:cs="Courier New"/>
-        </w:rPr>
-        <w:t xml:space="preserve">, NULL, </w:t>
-      </w:r>
-      <w:proofErr w:type="spellStart"/>
-      <w:r>
-        <w:rPr>
-          <w:rFonts w:ascii="Courier New" w:hAnsi="Courier New" w:cs="Courier New"/>
-        </w:rPr>
-        <w:t>print_vowels</w:t>
-      </w:r>
-      <w:proofErr w:type="spellEnd"/>
-      <w:r>
-        <w:rPr>
-          <w:rFonts w:ascii="Courier New" w:hAnsi="Courier New" w:cs="Courier New"/>
-        </w:rPr>
-        <w:t>, NULL);</w:t>
-      </w:r>
-    </w:p>
-    <w:p>
-      <w:pPr>
-        <w:spacing w:after="0" w:line="240" w:lineRule="auto"/>
-        <w:ind w:left="0" w:firstLine="0"/>
-        <w:jc w:val="left"/>
-        <w:rPr>
-          <w:rFonts w:ascii="Courier New" w:hAnsi="Courier New" w:cs="Courier New"/>
-        </w:rPr>
-      </w:pPr>
-      <w:proofErr w:type="spellStart"/>
-      <w:r>
-        <w:rPr>
-          <w:rFonts w:ascii="Courier New" w:hAnsi="Courier New" w:cs="Courier New"/>
-        </w:rPr>
-        <w:t>pthread_</w:t>
-      </w:r>
-      <w:proofErr w:type="gramStart"/>
-      <w:r>
-        <w:rPr>
-          <w:rFonts w:ascii="Courier New" w:hAnsi="Courier New" w:cs="Courier New"/>
-        </w:rPr>
-        <w:t>join</w:t>
-      </w:r>
-      <w:proofErr w:type="spellEnd"/>
-      <w:r>
-        <w:rPr>
-          <w:rFonts w:ascii="Courier New" w:hAnsi="Courier New" w:cs="Courier New"/>
-        </w:rPr>
-        <w:t>(</w:t>
-      </w:r>
-      <w:proofErr w:type="spellStart"/>
-      <w:proofErr w:type="gramEnd"/>
-      <w:r>
-        <w:rPr>
-          <w:rFonts w:ascii="Courier New" w:hAnsi="Courier New" w:cs="Courier New"/>
-        </w:rPr>
-        <w:t>vow_thread</w:t>
-      </w:r>
-      <w:proofErr w:type="spellEnd"/>
-      <w:r>
-        <w:rPr>
-          <w:rFonts w:ascii="Courier New" w:hAnsi="Courier New" w:cs="Courier New"/>
-        </w:rPr>
-        <w:t>, NULL);</w:t>
-      </w:r>
-    </w:p>
-    <w:p>
-      <w:pPr>
-        <w:spacing w:after="0" w:line="240" w:lineRule="auto"/>
-        <w:ind w:left="0" w:firstLine="0"/>
-        <w:jc w:val="left"/>
-        <w:rPr>
-          <w:rFonts w:ascii="Courier New" w:hAnsi="Courier New" w:cs="Courier New"/>
-        </w:rPr>
-      </w:pPr>
-      <w:proofErr w:type="spellStart"/>
-      <w:r>
-        <w:rPr>
-          <w:rFonts w:ascii="Courier New" w:hAnsi="Courier New" w:cs="Courier New"/>
-        </w:rPr>
-        <w:t>pthread_</w:t>
-      </w:r>
-      <w:proofErr w:type="gramStart"/>
-      <w:r>
-        <w:rPr>
-          <w:rFonts w:ascii="Courier New" w:hAnsi="Courier New" w:cs="Courier New"/>
-        </w:rPr>
-        <w:t>create</w:t>
-      </w:r>
-      <w:proofErr w:type="spellEnd"/>
-      <w:r>
-        <w:rPr>
-          <w:rFonts w:ascii="Courier New" w:hAnsi="Courier New" w:cs="Courier New"/>
-        </w:rPr>
-        <w:t>(</w:t>
-      </w:r>
-      <w:proofErr w:type="gramEnd"/>
-      <w:r>
-        <w:rPr>
-          <w:rFonts w:ascii="Courier New" w:hAnsi="Courier New" w:cs="Courier New"/>
-        </w:rPr>
-        <w:t>&amp;</w:t>
-      </w:r>
-      <w:proofErr w:type="spellStart"/>
-      <w:r>
-        <w:rPr>
-          <w:rFonts w:ascii="Courier New" w:hAnsi="Courier New" w:cs="Courier New"/>
-        </w:rPr>
-        <w:t>cons_thread</w:t>
-      </w:r>
-      <w:proofErr w:type="spellEnd"/>
-      <w:r>
-        <w:rPr>
-          <w:rFonts w:ascii="Courier New" w:hAnsi="Courier New" w:cs="Courier New"/>
-        </w:rPr>
-        <w:t xml:space="preserve">, NULL, </w:t>
-      </w:r>
-      <w:proofErr w:type="spellStart"/>
-      <w:r>
-        <w:rPr>
-          <w:rFonts w:ascii="Courier New" w:hAnsi="Courier New" w:cs="Courier New"/>
-        </w:rPr>
-        <w:t>print_consonants</w:t>
-      </w:r>
-      <w:proofErr w:type="spellEnd"/>
-      <w:r>
-        <w:rPr>
-          <w:rFonts w:ascii="Courier New" w:hAnsi="Courier New" w:cs="Courier New"/>
-        </w:rPr>
-        <w:t>, NULL);</w:t>
-      </w:r>
-    </w:p>
-    <w:p>
-      <w:pPr>
-        <w:spacing w:after="0" w:line="240" w:lineRule="auto"/>
-        <w:ind w:left="0" w:firstLine="0"/>
-        <w:jc w:val="left"/>
-        <w:rPr>
-          <w:rFonts w:ascii="Courier New" w:hAnsi="Courier New" w:cs="Courier New"/>
-        </w:rPr>
-      </w:pPr>
-      <w:proofErr w:type="spellStart"/>
-      <w:r>
-        <w:rPr>
-          <w:rFonts w:ascii="Courier New" w:hAnsi="Courier New" w:cs="Courier New"/>
-        </w:rPr>
-        <w:t>pthread_</w:t>
-      </w:r>
-      <w:proofErr w:type="gramStart"/>
-      <w:r>
-        <w:rPr>
-          <w:rFonts w:ascii="Courier New" w:hAnsi="Courier New" w:cs="Courier New"/>
-        </w:rPr>
-        <w:t>join</w:t>
-      </w:r>
-      <w:proofErr w:type="spellEnd"/>
-      <w:r>
-        <w:rPr>
-          <w:rFonts w:ascii="Courier New" w:hAnsi="Courier New" w:cs="Courier New"/>
-        </w:rPr>
-        <w:t>(</w:t>
-      </w:r>
-      <w:proofErr w:type="spellStart"/>
-      <w:proofErr w:type="gramEnd"/>
-      <w:r>
-        <w:rPr>
-          <w:rFonts w:ascii="Courier New" w:hAnsi="Courier New" w:cs="Courier New"/>
-        </w:rPr>
-        <w:t>cons_thread</w:t>
-      </w:r>
-      <w:proofErr w:type="spellEnd"/>
-      <w:r>
-        <w:rPr>
-          <w:rFonts w:ascii="Courier New" w:hAnsi="Courier New" w:cs="Courier New"/>
-        </w:rPr>
-        <w:t>, NULL);</w:t>
-      </w:r>
-    </w:p>
-    <w:p>
-      <w:pPr>
-        <w:spacing w:before="240" w:after="0" w:line="240" w:lineRule="auto"/>
-      </w:pPr>
-      <w:r>
-        <w:t>Side note: M</w:t>
-      </w:r>
-      <w:r>
-        <w:t>utex locks are essential for thread synchronization when accessing shared resources.</w:t>
-      </w:r>
-      <w:r>
-        <w:t xml:space="preserve"> </w:t>
-      </w:r>
       <w:r>
         <w:t>After you get the program to work,</w:t>
       </w:r>
@@ -1875,48 +1195,24 @@
       <w:r>
         <w:t xml:space="preserve"> (and also </w:t>
       </w:r>
-      <w:proofErr w:type="spellStart"/>
-      <w:r>
-        <w:rPr>
-          <w:rFonts w:ascii="Courier New" w:hAnsi="Courier New" w:cs="Courier New"/>
-        </w:rPr>
-        <w:t>sched_</w:t>
-      </w:r>
-      <w:proofErr w:type="gramStart"/>
-      <w:r>
-        <w:rPr>
-          <w:rFonts w:ascii="Courier New" w:hAnsi="Courier New" w:cs="Courier New"/>
-        </w:rPr>
-        <w:t>yield</w:t>
-      </w:r>
-      <w:proofErr w:type="spellEnd"/>
-      <w:r>
-        <w:rPr>
-          <w:rFonts w:ascii="Courier New" w:hAnsi="Courier New" w:cs="Courier New"/>
-        </w:rPr>
-        <w:t>(</w:t>
-      </w:r>
-      <w:proofErr w:type="gramEnd"/>
-      <w:r>
-        <w:rPr>
-          <w:rFonts w:ascii="Courier New" w:hAnsi="Courier New" w:cs="Courier New"/>
-        </w:rPr>
+      <w:r>
+        <w:rPr>
+          <w:rFonts w:ascii="Courier New" w:hAnsi="Courier New" w:cs="Courier New"/>
+        </w:rPr>
+        <w:t>sched_yield()</w:t>
+      </w:r>
+      <w:r>
         <w:t>)</w:t>
       </w:r>
       <w:r>
-        <w:t>)</w:t>
-      </w:r>
-      <w:r>
         <w:t>, several problems can occur due to race conditions when multiple threads access shared variables (</w:t>
       </w:r>
-      <w:proofErr w:type="spellStart"/>
       <w:r>
         <w:rPr>
           <w:rFonts w:ascii="Courier New" w:hAnsi="Courier New" w:cs="Courier New"/>
         </w:rPr>
         <w:t>current_index</w:t>
       </w:r>
-      <w:proofErr w:type="spellEnd"/>
       <w:r>
         <w:t xml:space="preserve"> and </w:t>
       </w:r>
@@ -1938,32 +1234,22 @@
         <w:spacing w:after="0" w:line="240" w:lineRule="auto"/>
       </w:pPr>
       <w:r>
-        <w:t xml:space="preserve">1. Data Corruption: Both threads might try to modify </w:t>
-      </w:r>
-      <w:proofErr w:type="spellStart"/>
-      <w:r>
+        <w:t>1. Data Corruption: Both threads might try to modify current_index at the same time, leading to:</w:t>
+      </w:r>
+    </w:p>
+    <w:p>
+      <w:pPr>
+        <w:spacing w:after="0" w:line="240" w:lineRule="auto"/>
+      </w:pPr>
+      <w:r>
+        <w:t xml:space="preserve">Words being skipped; Words being printed twice; Incorrect increment of </w:t>
+      </w:r>
+      <w:r>
+        <w:rPr>
+          <w:rFonts w:ascii="Courier New" w:hAnsi="Courier New" w:cs="Courier New"/>
+        </w:rPr>
         <w:t>current_index</w:t>
       </w:r>
-      <w:proofErr w:type="spellEnd"/>
-      <w:r>
-        <w:t xml:space="preserve"> at the same time, leading to:</w:t>
-      </w:r>
-    </w:p>
-    <w:p>
-      <w:pPr>
-        <w:spacing w:after="0" w:line="240" w:lineRule="auto"/>
-      </w:pPr>
-      <w:r>
-        <w:t xml:space="preserve">Words being skipped; Words being printed twice; Incorrect increment of </w:t>
-      </w:r>
-      <w:proofErr w:type="spellStart"/>
-      <w:r>
-        <w:rPr>
-          <w:rFonts w:ascii="Courier New" w:hAnsi="Courier New" w:cs="Courier New"/>
-        </w:rPr>
-        <w:t>current_index</w:t>
-      </w:r>
-      <w:proofErr w:type="spellEnd"/>
     </w:p>
     <w:p>
       <w:pPr>
@@ -2015,33 +1301,11 @@
           <w:rFonts w:ascii="Courier New" w:hAnsi="Courier New" w:cs="Courier New"/>
         </w:rPr>
       </w:pPr>
-      <w:proofErr w:type="spellStart"/>
-      <w:r>
-        <w:rPr>
-          <w:rFonts w:ascii="Courier New" w:hAnsi="Courier New" w:cs="Courier New"/>
-        </w:rPr>
-        <w:t>VowConsonant</w:t>
-      </w:r>
-      <w:proofErr w:type="spellEnd"/>
-      <w:r>
-        <w:rPr>
-          <w:rFonts w:ascii="Courier New" w:hAnsi="Courier New" w:cs="Courier New"/>
-        </w:rPr>
-        <w:t xml:space="preserve">: </w:t>
-      </w:r>
-      <w:proofErr w:type="spellStart"/>
-      <w:r>
-        <w:rPr>
-          <w:rFonts w:ascii="Courier New" w:hAnsi="Courier New" w:cs="Courier New"/>
-        </w:rPr>
-        <w:t>el</w:t>
-      </w:r>
-      <w:proofErr w:type="spellEnd"/>
-      <w:r>
-        <w:rPr>
-          <w:rFonts w:ascii="Courier New" w:hAnsi="Courier New" w:cs="Courier New"/>
-        </w:rPr>
-        <w:t>: apple</w:t>
+      <w:r>
+        <w:rPr>
+          <w:rFonts w:ascii="Courier New" w:hAnsi="Courier New" w:cs="Courier New"/>
+        </w:rPr>
+        <w:t>VowConsonant: el: apple</w:t>
       </w:r>
     </w:p>
     <w:p>
@@ -2115,19 +1379,176 @@
       <w:r>
         <w:t xml:space="preserve">se </w:t>
       </w:r>
-      <w:proofErr w:type="spellStart"/>
-      <w:r>
+      <w:r>
+        <w:t xml:space="preserve">pthreads </w:t>
+      </w:r>
+      <w:r>
+        <w:t xml:space="preserve">to print </w:t>
+      </w:r>
+      <w:r>
+        <w:t xml:space="preserve">all </w:t>
+      </w:r>
+      <w:r>
+        <w:t xml:space="preserve">words </w:t>
+      </w:r>
+      <w:r>
+        <w:t>starting with a vowel</w:t>
+      </w:r>
+      <w:r>
+        <w:t xml:space="preserve"> </w:t>
+      </w:r>
+      <w:r>
+        <w:t>before</w:t>
+      </w:r>
+      <w:r>
+        <w:t xml:space="preserve"> </w:t>
+      </w:r>
+      <w:r>
+        <w:t xml:space="preserve">all </w:t>
+      </w:r>
+      <w:r>
+        <w:t xml:space="preserve">words </w:t>
+      </w:r>
+      <w:r>
+        <w:t>starting with a consonant</w:t>
+      </w:r>
+    </w:p>
+    <w:p>
+      <w:pPr>
+        <w:spacing w:after="0" w:line="240" w:lineRule="auto"/>
+        <w:ind w:left="0" w:firstLine="0"/>
+        <w:rPr>
+          <w:rFonts w:eastAsiaTheme="minorEastAsia"/>
+        </w:rPr>
+      </w:pPr>
+      <w:r>
+        <w:t>Your</w:t>
+      </w:r>
+      <w:r>
+        <w:rPr>
+          <w:rFonts w:eastAsiaTheme="minorEastAsia" w:hint="eastAsia"/>
+        </w:rPr>
+        <w:t xml:space="preserve"> </w:t>
+      </w:r>
+      <w:r>
+        <w:rPr>
+          <w:rFonts w:eastAsiaTheme="minorEastAsia"/>
+        </w:rPr>
+        <w:t>second task</w:t>
+      </w:r>
+      <w:r>
+        <w:rPr>
+          <w:rFonts w:eastAsiaTheme="minorEastAsia" w:hint="eastAsia"/>
+        </w:rPr>
+        <w:t xml:space="preserve"> is to modify the program to use </w:t>
+      </w:r>
+      <w:r>
+        <w:rPr>
+          <w:rFonts w:eastAsiaTheme="minorEastAsia"/>
+        </w:rPr>
         <w:t>pthreads</w:t>
       </w:r>
-      <w:proofErr w:type="spellEnd"/>
-      <w:r>
+      <w:r>
+        <w:rPr>
+          <w:rFonts w:eastAsiaTheme="minorEastAsia"/>
+        </w:rPr>
+        <w:t xml:space="preserve"> to achieve </w:t>
+      </w:r>
+      <w:r>
+        <w:rPr>
+          <w:rFonts w:eastAsiaTheme="minorEastAsia"/>
+        </w:rPr>
+        <w:t xml:space="preserve">the program behavior </w:t>
+      </w:r>
+      <w:r>
+        <w:rPr>
+          <w:rFonts w:eastAsiaTheme="minorEastAsia"/>
+        </w:rPr>
+        <w:t>of</w:t>
+      </w:r>
+      <w:r>
+        <w:rPr>
+          <w:rFonts w:eastAsiaTheme="minorEastAsia"/>
+        </w:rPr>
         <w:t xml:space="preserve"> </w:t>
       </w:r>
       <w:r>
-        <w:t xml:space="preserve">to print </w:t>
-      </w:r>
-      <w:r>
-        <w:t xml:space="preserve">all </w:t>
+        <w:rPr>
+          <w:rFonts w:eastAsiaTheme="minorEastAsia"/>
+        </w:rPr>
+        <w:t>print</w:t>
+      </w:r>
+      <w:r>
+        <w:rPr>
+          <w:rFonts w:eastAsiaTheme="minorEastAsia"/>
+        </w:rPr>
+        <w:t>ing</w:t>
+      </w:r>
+      <w:r>
+        <w:rPr>
+          <w:rFonts w:eastAsiaTheme="minorEastAsia"/>
+        </w:rPr>
+        <w:t xml:space="preserve"> all words </w:t>
+      </w:r>
+      <w:r>
+        <w:rPr>
+          <w:rFonts w:eastAsiaTheme="minorEastAsia"/>
+        </w:rPr>
+        <w:t>starting with a vowel</w:t>
+      </w:r>
+      <w:r>
+        <w:rPr>
+          <w:rFonts w:eastAsiaTheme="minorEastAsia"/>
+        </w:rPr>
+        <w:t xml:space="preserve"> before all words </w:t>
+      </w:r>
+      <w:r>
+        <w:rPr>
+          <w:rFonts w:eastAsiaTheme="minorEastAsia"/>
+        </w:rPr>
+        <w:t>starting with a consonant</w:t>
+      </w:r>
+      <w:r>
+        <w:rPr>
+          <w:rFonts w:eastAsiaTheme="minorEastAsia"/>
+        </w:rPr>
+        <w:t>. First</w:t>
+      </w:r>
+      <w:r>
+        <w:rPr>
+          <w:rFonts w:eastAsiaTheme="minorEastAsia"/>
+        </w:rPr>
+        <w:t>,</w:t>
+      </w:r>
+      <w:r>
+        <w:rPr>
+          <w:rFonts w:eastAsiaTheme="minorEastAsia"/>
+        </w:rPr>
+        <w:t xml:space="preserve"> you need to modify the functions </w:t>
+      </w:r>
+      <w:r>
+        <w:rPr>
+          <w:rFonts w:ascii="Courier New" w:hAnsi="Courier New" w:cs="Courier New"/>
+        </w:rPr>
+        <w:t>print_vowels()</w:t>
+      </w:r>
+      <w:r>
+        <w:rPr>
+          <w:rFonts w:eastAsiaTheme="minorEastAsia"/>
+        </w:rPr>
+        <w:t xml:space="preserve">and </w:t>
+      </w:r>
+      <w:r>
+        <w:rPr>
+          <w:rFonts w:ascii="Courier New" w:hAnsi="Courier New" w:cs="Courier New"/>
+        </w:rPr>
+        <w:t>print_consonants()</w:t>
+      </w:r>
+      <w:r>
+        <w:rPr>
+          <w:rFonts w:eastAsiaTheme="minorEastAsia"/>
+        </w:rPr>
+        <w:t xml:space="preserve">to each iterate through all the input arguments and print out all </w:t>
       </w:r>
       <w:r>
         <w:t xml:space="preserve">words </w:t>
@@ -2139,35 +1560,95 @@
         <w:t xml:space="preserve"> </w:t>
       </w:r>
       <w:r>
-        <w:t>before</w:t>
-      </w:r>
-      <w:r>
+        <w:t xml:space="preserve">before all </w:t>
+      </w:r>
+      <w:r>
+        <w:t xml:space="preserve">words </w:t>
+      </w:r>
+      <w:r>
+        <w:t>starting with a consonant</w:t>
+      </w:r>
+      <w:r>
+        <w:rPr>
+          <w:rFonts w:eastAsiaTheme="minorEastAsia"/>
+        </w:rPr>
+        <w:t>, respectively</w:t>
+      </w:r>
+      <w:r>
+        <w:rPr>
+          <w:rFonts w:eastAsiaTheme="minorEastAsia"/>
+        </w:rPr>
+        <w:t xml:space="preserve">. </w:t>
+      </w:r>
+      <w:r>
+        <w:rPr>
+          <w:rFonts w:eastAsiaTheme="minorEastAsia"/>
+        </w:rPr>
+        <w:t xml:space="preserve">Second, you need to make sure that the thread that runs </w:t>
+      </w:r>
+      <w:r>
+        <w:rPr>
+          <w:rFonts w:ascii="Courier New" w:hAnsi="Courier New" w:cs="Courier New"/>
+        </w:rPr>
+        <w:t>print_vowels()</w:t>
+      </w:r>
+      <w:r>
+        <w:rPr>
+          <w:rFonts w:eastAsiaTheme="minorEastAsia"/>
+        </w:rPr>
+        <w:t xml:space="preserve"> runs and finishes before the thread that runs </w:t>
+      </w:r>
+      <w:r>
+        <w:rPr>
+          <w:rFonts w:ascii="Courier New" w:hAnsi="Courier New" w:cs="Courier New"/>
+        </w:rPr>
+        <w:t>print_consonants()</w:t>
+      </w:r>
+      <w:r>
+        <w:rPr>
+          <w:rFonts w:eastAsiaTheme="minorEastAsia"/>
+        </w:rPr>
+        <w:t>.</w:t>
+      </w:r>
+      <w:r>
+        <w:rPr>
+          <w:rFonts w:eastAsiaTheme="minorEastAsia"/>
+        </w:rPr>
         <w:t xml:space="preserve"> </w:t>
       </w:r>
       <w:r>
-        <w:t xml:space="preserve">all </w:t>
-      </w:r>
-      <w:r>
-        <w:t xml:space="preserve">words </w:t>
-      </w:r>
-      <w:r>
-        <w:t>starting with a consonant</w:t>
-      </w:r>
-    </w:p>
-    <w:p>
-      <w:pPr>
-        <w:spacing w:after="0" w:line="240" w:lineRule="auto"/>
-        <w:ind w:left="0" w:firstLine="0"/>
-        <w:rPr>
-          <w:rFonts w:eastAsiaTheme="minorEastAsia"/>
-        </w:rPr>
-      </w:pPr>
-      <w:r>
-        <w:t>Your</w:t>
-      </w:r>
-      <w:r>
-        <w:rPr>
-          <w:rFonts w:eastAsiaTheme="minorEastAsia" w:hint="eastAsia"/>
+        <w:rPr>
+          <w:rFonts w:eastAsiaTheme="minorEastAsia"/>
+        </w:rPr>
+        <w:t xml:space="preserve">This can be done by calling </w:t>
+      </w:r>
+      <w:r>
+        <w:rPr>
+          <w:rFonts w:eastAsiaTheme="minorEastAsia"/>
+        </w:rPr>
+        <w:t>pthread_create</w:t>
+      </w:r>
+      <w:r>
+        <w:rPr>
+          <w:rFonts w:eastAsiaTheme="minorEastAsia"/>
+        </w:rPr>
+        <w:t xml:space="preserve">() to create the first thread that runs </w:t>
+      </w:r>
+      <w:r>
+        <w:rPr>
+          <w:rFonts w:ascii="Courier New" w:hAnsi="Courier New" w:cs="Courier New"/>
+        </w:rPr>
+        <w:t>print_vowels</w:t>
+      </w:r>
+      <w:r>
+        <w:rPr>
+          <w:rFonts w:eastAsiaTheme="minorEastAsia"/>
+        </w:rPr>
+        <w:t>(),</w:t>
+      </w:r>
+      <w:r>
+        <w:rPr>
+          <w:rFonts w:eastAsiaTheme="minorEastAsia"/>
         </w:rPr>
         <w:t xml:space="preserve"> </w:t>
       </w:r>
@@ -2175,42 +1656,20 @@
         <w:rPr>
           <w:rFonts w:eastAsiaTheme="minorEastAsia"/>
         </w:rPr>
-        <w:t>second task</w:t>
-      </w:r>
-      <w:r>
-        <w:rPr>
-          <w:rFonts w:eastAsiaTheme="minorEastAsia" w:hint="eastAsia"/>
-        </w:rPr>
-        <w:t xml:space="preserve"> is to modify the program to use </w:t>
-      </w:r>
-      <w:proofErr w:type="spellStart"/>
-      <w:r>
-        <w:rPr>
-          <w:rFonts w:eastAsiaTheme="minorEastAsia"/>
-        </w:rPr>
-        <w:t>pthreads</w:t>
-      </w:r>
-      <w:proofErr w:type="spellEnd"/>
-      <w:r>
-        <w:rPr>
-          <w:rFonts w:eastAsiaTheme="minorEastAsia"/>
-        </w:rPr>
-        <w:t xml:space="preserve"> to achieve </w:t>
-      </w:r>
-      <w:r>
-        <w:rPr>
-          <w:rFonts w:eastAsiaTheme="minorEastAsia"/>
-        </w:rPr>
-        <w:t xml:space="preserve">the program </w:t>
-      </w:r>
-      <w:proofErr w:type="spellStart"/>
-      <w:r>
-        <w:rPr>
-          <w:rFonts w:eastAsiaTheme="minorEastAsia"/>
-        </w:rPr>
-        <w:t>behavior</w:t>
-      </w:r>
-      <w:proofErr w:type="spellEnd"/>
+        <w:t xml:space="preserve">and pthread_join() to wait for </w:t>
+      </w:r>
+      <w:r>
+        <w:rPr>
+          <w:rFonts w:eastAsiaTheme="minorEastAsia"/>
+        </w:rPr>
+        <w:t>it</w:t>
+      </w:r>
+      <w:r>
+        <w:rPr>
+          <w:rFonts w:eastAsiaTheme="minorEastAsia"/>
+        </w:rPr>
+        <w:t xml:space="preserve"> to finish,</w:t>
+      </w:r>
       <w:r>
         <w:rPr>
           <w:rFonts w:eastAsiaTheme="minorEastAsia"/>
@@ -2221,314 +1680,6 @@
         <w:rPr>
           <w:rFonts w:eastAsiaTheme="minorEastAsia"/>
         </w:rPr>
-        <w:t>of</w:t>
-      </w:r>
-      <w:r>
-        <w:rPr>
-          <w:rFonts w:eastAsiaTheme="minorEastAsia"/>
-        </w:rPr>
-        <w:t xml:space="preserve"> </w:t>
-      </w:r>
-      <w:r>
-        <w:rPr>
-          <w:rFonts w:eastAsiaTheme="minorEastAsia"/>
-        </w:rPr>
-        <w:t>print</w:t>
-      </w:r>
-      <w:r>
-        <w:rPr>
-          <w:rFonts w:eastAsiaTheme="minorEastAsia"/>
-        </w:rPr>
-        <w:t>ing</w:t>
-      </w:r>
-      <w:r>
-        <w:rPr>
-          <w:rFonts w:eastAsiaTheme="minorEastAsia"/>
-        </w:rPr>
-        <w:t xml:space="preserve"> all words </w:t>
-      </w:r>
-      <w:r>
-        <w:rPr>
-          <w:rFonts w:eastAsiaTheme="minorEastAsia"/>
-        </w:rPr>
-        <w:t>starting with a vowel</w:t>
-      </w:r>
-      <w:r>
-        <w:rPr>
-          <w:rFonts w:eastAsiaTheme="minorEastAsia"/>
-        </w:rPr>
-        <w:t xml:space="preserve"> before all words </w:t>
-      </w:r>
-      <w:r>
-        <w:rPr>
-          <w:rFonts w:eastAsiaTheme="minorEastAsia"/>
-        </w:rPr>
-        <w:t>starting with a consonant</w:t>
-      </w:r>
-      <w:r>
-        <w:rPr>
-          <w:rFonts w:eastAsiaTheme="minorEastAsia"/>
-        </w:rPr>
-        <w:t>. First</w:t>
-      </w:r>
-      <w:r>
-        <w:rPr>
-          <w:rFonts w:eastAsiaTheme="minorEastAsia"/>
-        </w:rPr>
-        <w:t>,</w:t>
-      </w:r>
-      <w:r>
-        <w:rPr>
-          <w:rFonts w:eastAsiaTheme="minorEastAsia"/>
-        </w:rPr>
-        <w:t xml:space="preserve"> you need to modify the functions </w:t>
-      </w:r>
-      <w:proofErr w:type="spellStart"/>
-      <w:r>
-        <w:rPr>
-          <w:rFonts w:ascii="Courier New" w:hAnsi="Courier New" w:cs="Courier New"/>
-        </w:rPr>
-        <w:t>print_</w:t>
-      </w:r>
-      <w:proofErr w:type="gramStart"/>
-      <w:r>
-        <w:rPr>
-          <w:rFonts w:ascii="Courier New" w:hAnsi="Courier New" w:cs="Courier New"/>
-        </w:rPr>
-        <w:t>vowels</w:t>
-      </w:r>
-      <w:proofErr w:type="spellEnd"/>
-      <w:r>
-        <w:rPr>
-          <w:rFonts w:ascii="Courier New" w:hAnsi="Courier New" w:cs="Courier New"/>
-        </w:rPr>
-        <w:t>(</w:t>
-      </w:r>
-      <w:proofErr w:type="gramEnd"/>
-      <w:r>
-        <w:rPr>
-          <w:rFonts w:ascii="Courier New" w:hAnsi="Courier New" w:cs="Courier New"/>
-        </w:rPr>
-        <w:t>)</w:t>
-      </w:r>
-      <w:r>
-        <w:rPr>
-          <w:rFonts w:eastAsiaTheme="minorEastAsia"/>
-        </w:rPr>
-        <w:t xml:space="preserve">and </w:t>
-      </w:r>
-      <w:proofErr w:type="spellStart"/>
-      <w:r>
-        <w:rPr>
-          <w:rFonts w:ascii="Courier New" w:hAnsi="Courier New" w:cs="Courier New"/>
-        </w:rPr>
-        <w:t>print_consonants</w:t>
-      </w:r>
-      <w:proofErr w:type="spellEnd"/>
-      <w:r>
-        <w:rPr>
-          <w:rFonts w:ascii="Courier New" w:hAnsi="Courier New" w:cs="Courier New"/>
-        </w:rPr>
-        <w:t>()</w:t>
-      </w:r>
-      <w:r>
-        <w:rPr>
-          <w:rFonts w:eastAsiaTheme="minorEastAsia"/>
-        </w:rPr>
-        <w:t xml:space="preserve">to each iterate through all the input arguments and print out all </w:t>
-      </w:r>
-      <w:r>
-        <w:t xml:space="preserve">words </w:t>
-      </w:r>
-      <w:r>
-        <w:t>starting with a vowel</w:t>
-      </w:r>
-      <w:r>
-        <w:t xml:space="preserve"> </w:t>
-      </w:r>
-      <w:r>
-        <w:t xml:space="preserve">before all </w:t>
-      </w:r>
-      <w:r>
-        <w:t xml:space="preserve">words </w:t>
-      </w:r>
-      <w:r>
-        <w:t>starting with a consonant</w:t>
-      </w:r>
-      <w:r>
-        <w:rPr>
-          <w:rFonts w:eastAsiaTheme="minorEastAsia"/>
-        </w:rPr>
-        <w:t>, respectively</w:t>
-      </w:r>
-      <w:r>
-        <w:rPr>
-          <w:rFonts w:eastAsiaTheme="minorEastAsia"/>
-        </w:rPr>
-        <w:t xml:space="preserve">. </w:t>
-      </w:r>
-      <w:r>
-        <w:rPr>
-          <w:rFonts w:eastAsiaTheme="minorEastAsia"/>
-        </w:rPr>
-        <w:t xml:space="preserve">Second, you need to make sure that the thread that runs </w:t>
-      </w:r>
-      <w:proofErr w:type="spellStart"/>
-      <w:r>
-        <w:rPr>
-          <w:rFonts w:ascii="Courier New" w:hAnsi="Courier New" w:cs="Courier New"/>
-        </w:rPr>
-        <w:t>print_</w:t>
-      </w:r>
-      <w:proofErr w:type="gramStart"/>
-      <w:r>
-        <w:rPr>
-          <w:rFonts w:ascii="Courier New" w:hAnsi="Courier New" w:cs="Courier New"/>
-        </w:rPr>
-        <w:t>vowels</w:t>
-      </w:r>
-      <w:proofErr w:type="spellEnd"/>
-      <w:r>
-        <w:rPr>
-          <w:rFonts w:ascii="Courier New" w:hAnsi="Courier New" w:cs="Courier New"/>
-        </w:rPr>
-        <w:t>(</w:t>
-      </w:r>
-      <w:proofErr w:type="gramEnd"/>
-      <w:r>
-        <w:rPr>
-          <w:rFonts w:ascii="Courier New" w:hAnsi="Courier New" w:cs="Courier New"/>
-        </w:rPr>
-        <w:t>)</w:t>
-      </w:r>
-      <w:r>
-        <w:rPr>
-          <w:rFonts w:eastAsiaTheme="minorEastAsia"/>
-        </w:rPr>
-        <w:t xml:space="preserve"> runs and finishes before the thread that runs </w:t>
-      </w:r>
-      <w:proofErr w:type="spellStart"/>
-      <w:r>
-        <w:rPr>
-          <w:rFonts w:ascii="Courier New" w:hAnsi="Courier New" w:cs="Courier New"/>
-        </w:rPr>
-        <w:t>print_consonants</w:t>
-      </w:r>
-      <w:proofErr w:type="spellEnd"/>
-      <w:r>
-        <w:rPr>
-          <w:rFonts w:ascii="Courier New" w:hAnsi="Courier New" w:cs="Courier New"/>
-        </w:rPr>
-        <w:t>()</w:t>
-      </w:r>
-      <w:r>
-        <w:rPr>
-          <w:rFonts w:eastAsiaTheme="minorEastAsia"/>
-        </w:rPr>
-        <w:t>.</w:t>
-      </w:r>
-      <w:r>
-        <w:rPr>
-          <w:rFonts w:eastAsiaTheme="minorEastAsia"/>
-        </w:rPr>
-        <w:t xml:space="preserve"> </w:t>
-      </w:r>
-      <w:r>
-        <w:rPr>
-          <w:rFonts w:eastAsiaTheme="minorEastAsia"/>
-        </w:rPr>
-        <w:t xml:space="preserve">This can be done by calling </w:t>
-      </w:r>
-      <w:proofErr w:type="spellStart"/>
-      <w:r>
-        <w:rPr>
-          <w:rFonts w:eastAsiaTheme="minorEastAsia"/>
-        </w:rPr>
-        <w:t>pthread_</w:t>
-      </w:r>
-      <w:proofErr w:type="gramStart"/>
-      <w:r>
-        <w:rPr>
-          <w:rFonts w:eastAsiaTheme="minorEastAsia"/>
-        </w:rPr>
-        <w:t>create</w:t>
-      </w:r>
-      <w:proofErr w:type="spellEnd"/>
-      <w:r>
-        <w:rPr>
-          <w:rFonts w:eastAsiaTheme="minorEastAsia"/>
-        </w:rPr>
-        <w:t>(</w:t>
-      </w:r>
-      <w:proofErr w:type="gramEnd"/>
-      <w:r>
-        <w:rPr>
-          <w:rFonts w:eastAsiaTheme="minorEastAsia"/>
-        </w:rPr>
-        <w:t xml:space="preserve">) to create the first thread that runs </w:t>
-      </w:r>
-      <w:proofErr w:type="spellStart"/>
-      <w:r>
-        <w:rPr>
-          <w:rFonts w:ascii="Courier New" w:hAnsi="Courier New" w:cs="Courier New"/>
-        </w:rPr>
-        <w:t>print_vowels</w:t>
-      </w:r>
-      <w:proofErr w:type="spellEnd"/>
-      <w:r>
-        <w:rPr>
-          <w:rFonts w:eastAsiaTheme="minorEastAsia"/>
-        </w:rPr>
-        <w:t>(),</w:t>
-      </w:r>
-      <w:r>
-        <w:rPr>
-          <w:rFonts w:eastAsiaTheme="minorEastAsia"/>
-        </w:rPr>
-        <w:t xml:space="preserve"> </w:t>
-      </w:r>
-      <w:r>
-        <w:rPr>
-          <w:rFonts w:eastAsiaTheme="minorEastAsia"/>
-        </w:rPr>
-        <w:t xml:space="preserve">and </w:t>
-      </w:r>
-      <w:proofErr w:type="spellStart"/>
-      <w:r>
-        <w:rPr>
-          <w:rFonts w:eastAsiaTheme="minorEastAsia"/>
-        </w:rPr>
-        <w:t>pthread_join</w:t>
-      </w:r>
-      <w:proofErr w:type="spellEnd"/>
-      <w:r>
-        <w:rPr>
-          <w:rFonts w:eastAsiaTheme="minorEastAsia"/>
-        </w:rPr>
-        <w:t xml:space="preserve">() to wait for </w:t>
-      </w:r>
-      <w:r>
-        <w:rPr>
-          <w:rFonts w:eastAsiaTheme="minorEastAsia"/>
-        </w:rPr>
-        <w:t>it</w:t>
-      </w:r>
-      <w:r>
-        <w:rPr>
-          <w:rFonts w:eastAsiaTheme="minorEastAsia"/>
-        </w:rPr>
-        <w:t xml:space="preserve"> to finish,</w:t>
-      </w:r>
-      <w:r>
-        <w:rPr>
-          <w:rFonts w:eastAsiaTheme="minorEastAsia"/>
-        </w:rPr>
-        <w:t xml:space="preserve"> </w:t>
-      </w:r>
-      <w:r>
-        <w:rPr>
-          <w:rFonts w:eastAsiaTheme="minorEastAsia"/>
-        </w:rPr>
         <w:t xml:space="preserve">before </w:t>
       </w:r>
       <w:r>
@@ -2537,14 +1688,12 @@
         </w:rPr>
         <w:t xml:space="preserve">calling </w:t>
       </w:r>
-      <w:proofErr w:type="spellStart"/>
       <w:r>
         <w:rPr>
           <w:rFonts w:eastAsiaTheme="minorEastAsia"/>
         </w:rPr>
         <w:t>pthread_create</w:t>
       </w:r>
-      <w:proofErr w:type="spellEnd"/>
       <w:r>
         <w:rPr>
           <w:rFonts w:eastAsiaTheme="minorEastAsia"/>
@@ -2558,14 +1707,12 @@
         <w:lastRenderedPageBreak/>
         <w:t xml:space="preserve">runs </w:t>
       </w:r>
-      <w:proofErr w:type="spellStart"/>
       <w:r>
         <w:rPr>
           <w:rFonts w:ascii="Courier New" w:hAnsi="Courier New" w:cs="Courier New"/>
         </w:rPr>
         <w:t>print_consonants</w:t>
       </w:r>
-      <w:proofErr w:type="spellEnd"/>
       <w:r>
         <w:rPr>
           <w:rFonts w:eastAsiaTheme="minorEastAsia"/>
@@ -2582,21 +1729,7 @@
         <w:rPr>
           <w:rFonts w:eastAsiaTheme="minorEastAsia"/>
         </w:rPr>
-        <w:t xml:space="preserve">and </w:t>
-      </w:r>
-      <w:proofErr w:type="spellStart"/>
-      <w:r>
-        <w:rPr>
-          <w:rFonts w:eastAsiaTheme="minorEastAsia"/>
-        </w:rPr>
-        <w:t>pthread_join</w:t>
-      </w:r>
-      <w:proofErr w:type="spellEnd"/>
-      <w:r>
-        <w:rPr>
-          <w:rFonts w:eastAsiaTheme="minorEastAsia"/>
-        </w:rPr>
-        <w:t xml:space="preserve">() to wait for </w:t>
+        <w:t xml:space="preserve">and pthread_join() to wait for </w:t>
       </w:r>
       <w:r>
         <w:rPr>
@@ -2638,21 +1771,7 @@
         <w:rPr>
           <w:rFonts w:eastAsiaTheme="minorEastAsia"/>
         </w:rPr>
-        <w:t xml:space="preserve"> in </w:t>
-      </w:r>
-      <w:proofErr w:type="gramStart"/>
-      <w:r>
-        <w:rPr>
-          <w:rFonts w:eastAsiaTheme="minorEastAsia"/>
-        </w:rPr>
-        <w:t>main(</w:t>
-      </w:r>
-      <w:proofErr w:type="gramEnd"/>
-      <w:r>
-        <w:rPr>
-          <w:rFonts w:eastAsiaTheme="minorEastAsia"/>
-        </w:rPr>
-        <w:t>)</w:t>
+        <w:t xml:space="preserve"> in main()</w:t>
       </w:r>
       <w:r>
         <w:rPr>
@@ -2684,21 +1803,7 @@
         <w:rPr>
           <w:rFonts w:ascii="Courier New" w:hAnsi="Courier New" w:cs="Courier New"/>
         </w:rPr>
-        <w:t>#include &lt;</w:t>
-      </w:r>
-      <w:proofErr w:type="spellStart"/>
-      <w:r>
-        <w:rPr>
-          <w:rFonts w:ascii="Courier New" w:hAnsi="Courier New" w:cs="Courier New"/>
-        </w:rPr>
-        <w:t>pthread.h</w:t>
-      </w:r>
-      <w:proofErr w:type="spellEnd"/>
-      <w:r>
-        <w:rPr>
-          <w:rFonts w:ascii="Courier New" w:hAnsi="Courier New" w:cs="Courier New"/>
-        </w:rPr>
-        <w:t>&gt;</w:t>
+        <w:t>#include &lt;pthread.h&gt;</w:t>
       </w:r>
     </w:p>
     <w:p>
@@ -2726,318 +1831,114 @@
           <w:rFonts w:ascii="Courier New" w:eastAsiaTheme="minorEastAsia" w:hAnsi="Courier New" w:cs="Courier New"/>
         </w:rPr>
       </w:pPr>
-      <w:proofErr w:type="spellStart"/>
       <w:r>
         <w:rPr>
           <w:rFonts w:ascii="Courier New" w:eastAsiaTheme="minorEastAsia" w:hAnsi="Courier New" w:cs="Courier New"/>
         </w:rPr>
-        <w:t>pthread_t</w:t>
-      </w:r>
-      <w:proofErr w:type="spellEnd"/>
-      <w:r>
-        <w:rPr>
-          <w:rFonts w:ascii="Courier New" w:eastAsiaTheme="minorEastAsia" w:hAnsi="Courier New" w:cs="Courier New"/>
-        </w:rPr>
-        <w:t xml:space="preserve"> </w:t>
-      </w:r>
-      <w:proofErr w:type="spellStart"/>
-      <w:r>
-        <w:rPr>
-          <w:rFonts w:ascii="Courier New" w:eastAsiaTheme="minorEastAsia" w:hAnsi="Courier New" w:cs="Courier New"/>
-        </w:rPr>
-        <w:t>vow_thread</w:t>
-      </w:r>
-      <w:proofErr w:type="spellEnd"/>
-      <w:r>
-        <w:rPr>
-          <w:rFonts w:ascii="Courier New" w:eastAsiaTheme="minorEastAsia" w:hAnsi="Courier New" w:cs="Courier New"/>
+        <w:t>pthread_t vow_thread, cons_thread;</w:t>
+      </w:r>
+    </w:p>
+    <w:p>
+      <w:pPr>
+        <w:spacing w:after="0" w:line="240" w:lineRule="auto"/>
+        <w:ind w:left="0" w:firstLine="0"/>
+        <w:jc w:val="left"/>
+        <w:rPr>
+          <w:rFonts w:ascii="Courier New" w:hAnsi="Courier New" w:cs="Courier New"/>
+        </w:rPr>
+      </w:pPr>
+      <w:r>
+        <w:rPr>
+          <w:rFonts w:ascii="Courier New" w:hAnsi="Courier New" w:cs="Courier New"/>
+        </w:rPr>
+        <w:t>pthread_create(&amp;vow_thread, NULL, print_vowels, NULL);</w:t>
+      </w:r>
+    </w:p>
+    <w:p>
+      <w:pPr>
+        <w:spacing w:after="0" w:line="240" w:lineRule="auto"/>
+        <w:ind w:left="0" w:firstLine="0"/>
+        <w:jc w:val="left"/>
+        <w:rPr>
+          <w:rFonts w:ascii="Courier New" w:hAnsi="Courier New" w:cs="Courier New"/>
+        </w:rPr>
+      </w:pPr>
+      <w:r>
+        <w:rPr>
+          <w:rFonts w:ascii="Courier New" w:hAnsi="Courier New" w:cs="Courier New"/>
+        </w:rPr>
+        <w:t>pthread_join(vow_thread, NULL);</w:t>
+      </w:r>
+    </w:p>
+    <w:p>
+      <w:pPr>
+        <w:spacing w:after="0" w:line="240" w:lineRule="auto"/>
+        <w:ind w:left="0" w:firstLine="0"/>
+        <w:jc w:val="left"/>
+        <w:rPr>
+          <w:rFonts w:ascii="Courier New" w:hAnsi="Courier New" w:cs="Courier New"/>
+        </w:rPr>
+      </w:pPr>
+      <w:r>
+        <w:rPr>
+          <w:rFonts w:ascii="Courier New" w:hAnsi="Courier New" w:cs="Courier New"/>
+        </w:rPr>
+        <w:t>pthread_create(&amp;cons_thread, NULL, print_consonants, NULL);</w:t>
+      </w:r>
+    </w:p>
+    <w:p>
+      <w:pPr>
+        <w:spacing w:after="0" w:line="240" w:lineRule="auto"/>
+        <w:ind w:left="0" w:firstLine="0"/>
+        <w:jc w:val="left"/>
+        <w:rPr>
+          <w:rFonts w:ascii="Courier New" w:hAnsi="Courier New" w:cs="Courier New"/>
+        </w:rPr>
+      </w:pPr>
+      <w:r>
+        <w:rPr>
+          <w:rFonts w:ascii="Courier New" w:hAnsi="Courier New" w:cs="Courier New"/>
+        </w:rPr>
+        <w:t>pthread_join(cons_thread, NULL);</w:t>
+      </w:r>
+    </w:p>
+    <w:p>
+      <w:pPr>
+        <w:spacing w:after="0" w:line="240" w:lineRule="auto"/>
+        <w:ind w:left="0" w:firstLine="0"/>
+        <w:jc w:val="left"/>
+        <w:rPr>
+          <w:rFonts w:eastAsiaTheme="minorEastAsia"/>
+        </w:rPr>
+      </w:pPr>
+    </w:p>
+    <w:p>
+      <w:pPr>
+        <w:spacing w:after="0" w:line="240" w:lineRule="auto"/>
+        <w:ind w:left="0" w:firstLine="0"/>
+        <w:jc w:val="left"/>
+        <w:rPr>
+          <w:rFonts w:eastAsiaTheme="minorEastAsia"/>
+        </w:rPr>
+      </w:pPr>
+      <w:r>
+        <w:rPr>
+          <w:rFonts w:eastAsiaTheme="minorEastAsia"/>
+        </w:rPr>
+        <w:t>Try the following</w:t>
+      </w:r>
+      <w:r>
+        <w:rPr>
+          <w:rFonts w:eastAsiaTheme="minorEastAsia"/>
+        </w:rPr>
+        <w:t xml:space="preserve"> code</w:t>
+      </w:r>
+      <w:r>
+        <w:rPr>
+          <w:rFonts w:eastAsiaTheme="minorEastAsia"/>
         </w:rPr>
         <w:t xml:space="preserve">, </w:t>
       </w:r>
-      <w:proofErr w:type="spellStart"/>
-      <w:r>
-        <w:rPr>
-          <w:rFonts w:ascii="Courier New" w:eastAsiaTheme="minorEastAsia" w:hAnsi="Courier New" w:cs="Courier New"/>
-        </w:rPr>
-        <w:t>cons_</w:t>
-      </w:r>
-      <w:proofErr w:type="gramStart"/>
-      <w:r>
-        <w:rPr>
-          <w:rFonts w:ascii="Courier New" w:eastAsiaTheme="minorEastAsia" w:hAnsi="Courier New" w:cs="Courier New"/>
-        </w:rPr>
-        <w:t>thread</w:t>
-      </w:r>
-      <w:proofErr w:type="spellEnd"/>
-      <w:r>
-        <w:rPr>
-          <w:rFonts w:ascii="Courier New" w:eastAsiaTheme="minorEastAsia" w:hAnsi="Courier New" w:cs="Courier New"/>
-        </w:rPr>
-        <w:t>;</w:t>
-      </w:r>
-      <w:proofErr w:type="gramEnd"/>
-    </w:p>
-    <w:p>
-      <w:pPr>
-        <w:spacing w:after="0" w:line="240" w:lineRule="auto"/>
-        <w:ind w:left="0" w:firstLine="0"/>
-        <w:jc w:val="left"/>
-        <w:rPr>
-          <w:rFonts w:ascii="Courier New" w:hAnsi="Courier New" w:cs="Courier New"/>
-        </w:rPr>
-      </w:pPr>
-      <w:proofErr w:type="spellStart"/>
-      <w:r>
-        <w:rPr>
-          <w:rFonts w:ascii="Courier New" w:hAnsi="Courier New" w:cs="Courier New"/>
-        </w:rPr>
-        <w:t>pthread_</w:t>
-      </w:r>
-      <w:proofErr w:type="gramStart"/>
-      <w:r>
-        <w:rPr>
-          <w:rFonts w:ascii="Courier New" w:hAnsi="Courier New" w:cs="Courier New"/>
-        </w:rPr>
-        <w:t>create</w:t>
-      </w:r>
-      <w:proofErr w:type="spellEnd"/>
-      <w:r>
-        <w:rPr>
-          <w:rFonts w:ascii="Courier New" w:hAnsi="Courier New" w:cs="Courier New"/>
-        </w:rPr>
-        <w:t>(</w:t>
-      </w:r>
-      <w:proofErr w:type="gramEnd"/>
-      <w:r>
-        <w:rPr>
-          <w:rFonts w:ascii="Courier New" w:hAnsi="Courier New" w:cs="Courier New"/>
-        </w:rPr>
-        <w:t>&amp;</w:t>
-      </w:r>
-      <w:proofErr w:type="spellStart"/>
-      <w:r>
-        <w:rPr>
-          <w:rFonts w:ascii="Courier New" w:hAnsi="Courier New" w:cs="Courier New"/>
-        </w:rPr>
-        <w:t>vow_thread</w:t>
-      </w:r>
-      <w:proofErr w:type="spellEnd"/>
-      <w:r>
-        <w:rPr>
-          <w:rFonts w:ascii="Courier New" w:hAnsi="Courier New" w:cs="Courier New"/>
-        </w:rPr>
-        <w:t xml:space="preserve">, NULL, </w:t>
-      </w:r>
-      <w:proofErr w:type="spellStart"/>
-      <w:r>
-        <w:rPr>
-          <w:rFonts w:ascii="Courier New" w:hAnsi="Courier New" w:cs="Courier New"/>
-        </w:rPr>
-        <w:t>print_vowels</w:t>
-      </w:r>
-      <w:proofErr w:type="spellEnd"/>
-      <w:r>
-        <w:rPr>
-          <w:rFonts w:ascii="Courier New" w:hAnsi="Courier New" w:cs="Courier New"/>
-        </w:rPr>
-        <w:t>, NULL);</w:t>
-      </w:r>
-    </w:p>
-    <w:p>
-      <w:pPr>
-        <w:spacing w:after="0" w:line="240" w:lineRule="auto"/>
-        <w:ind w:left="0" w:firstLine="0"/>
-        <w:jc w:val="left"/>
-        <w:rPr>
-          <w:rFonts w:ascii="Courier New" w:hAnsi="Courier New" w:cs="Courier New"/>
-        </w:rPr>
-      </w:pPr>
-      <w:proofErr w:type="spellStart"/>
-      <w:r>
-        <w:rPr>
-          <w:rFonts w:ascii="Courier New" w:hAnsi="Courier New" w:cs="Courier New"/>
-        </w:rPr>
-        <w:t>pthread_</w:t>
-      </w:r>
-      <w:proofErr w:type="gramStart"/>
-      <w:r>
-        <w:rPr>
-          <w:rFonts w:ascii="Courier New" w:hAnsi="Courier New" w:cs="Courier New"/>
-        </w:rPr>
-        <w:t>join</w:t>
-      </w:r>
-      <w:proofErr w:type="spellEnd"/>
-      <w:r>
-        <w:rPr>
-          <w:rFonts w:ascii="Courier New" w:hAnsi="Courier New" w:cs="Courier New"/>
-        </w:rPr>
-        <w:t>(</w:t>
-      </w:r>
-      <w:proofErr w:type="spellStart"/>
-      <w:proofErr w:type="gramEnd"/>
-      <w:r>
-        <w:rPr>
-          <w:rFonts w:ascii="Courier New" w:hAnsi="Courier New" w:cs="Courier New"/>
-        </w:rPr>
-        <w:t>vow_thread</w:t>
-      </w:r>
-      <w:proofErr w:type="spellEnd"/>
-      <w:r>
-        <w:rPr>
-          <w:rFonts w:ascii="Courier New" w:hAnsi="Courier New" w:cs="Courier New"/>
-        </w:rPr>
-        <w:t>, NULL);</w:t>
-      </w:r>
-    </w:p>
-    <w:p>
-      <w:pPr>
-        <w:spacing w:after="0" w:line="240" w:lineRule="auto"/>
-        <w:ind w:left="0" w:firstLine="0"/>
-        <w:jc w:val="left"/>
-        <w:rPr>
-          <w:rFonts w:ascii="Courier New" w:hAnsi="Courier New" w:cs="Courier New"/>
-        </w:rPr>
-      </w:pPr>
-      <w:proofErr w:type="spellStart"/>
-      <w:r>
-        <w:rPr>
-          <w:rFonts w:ascii="Courier New" w:hAnsi="Courier New" w:cs="Courier New"/>
-        </w:rPr>
-        <w:t>pthread_</w:t>
-      </w:r>
-      <w:proofErr w:type="gramStart"/>
-      <w:r>
-        <w:rPr>
-          <w:rFonts w:ascii="Courier New" w:hAnsi="Courier New" w:cs="Courier New"/>
-        </w:rPr>
-        <w:t>create</w:t>
-      </w:r>
-      <w:proofErr w:type="spellEnd"/>
-      <w:r>
-        <w:rPr>
-          <w:rFonts w:ascii="Courier New" w:hAnsi="Courier New" w:cs="Courier New"/>
-        </w:rPr>
-        <w:t>(</w:t>
-      </w:r>
-      <w:proofErr w:type="gramEnd"/>
-      <w:r>
-        <w:rPr>
-          <w:rFonts w:ascii="Courier New" w:hAnsi="Courier New" w:cs="Courier New"/>
-        </w:rPr>
-        <w:t>&amp;</w:t>
-      </w:r>
-      <w:proofErr w:type="spellStart"/>
-      <w:r>
-        <w:rPr>
-          <w:rFonts w:ascii="Courier New" w:hAnsi="Courier New" w:cs="Courier New"/>
-        </w:rPr>
-        <w:t>cons_thread</w:t>
-      </w:r>
-      <w:proofErr w:type="spellEnd"/>
-      <w:r>
-        <w:rPr>
-          <w:rFonts w:ascii="Courier New" w:hAnsi="Courier New" w:cs="Courier New"/>
-        </w:rPr>
-        <w:t xml:space="preserve">, NULL, </w:t>
-      </w:r>
-      <w:proofErr w:type="spellStart"/>
-      <w:r>
-        <w:rPr>
-          <w:rFonts w:ascii="Courier New" w:hAnsi="Courier New" w:cs="Courier New"/>
-        </w:rPr>
-        <w:t>print_consonants</w:t>
-      </w:r>
-      <w:proofErr w:type="spellEnd"/>
-      <w:r>
-        <w:rPr>
-          <w:rFonts w:ascii="Courier New" w:hAnsi="Courier New" w:cs="Courier New"/>
-        </w:rPr>
-        <w:t>, NULL);</w:t>
-      </w:r>
-    </w:p>
-    <w:p>
-      <w:pPr>
-        <w:spacing w:after="0" w:line="240" w:lineRule="auto"/>
-        <w:ind w:left="0" w:firstLine="0"/>
-        <w:jc w:val="left"/>
-        <w:rPr>
-          <w:rFonts w:ascii="Courier New" w:hAnsi="Courier New" w:cs="Courier New"/>
-        </w:rPr>
-      </w:pPr>
-      <w:proofErr w:type="spellStart"/>
-      <w:r>
-        <w:rPr>
-          <w:rFonts w:ascii="Courier New" w:hAnsi="Courier New" w:cs="Courier New"/>
-        </w:rPr>
-        <w:t>pthread_</w:t>
-      </w:r>
-      <w:proofErr w:type="gramStart"/>
-      <w:r>
-        <w:rPr>
-          <w:rFonts w:ascii="Courier New" w:hAnsi="Courier New" w:cs="Courier New"/>
-        </w:rPr>
-        <w:t>join</w:t>
-      </w:r>
-      <w:proofErr w:type="spellEnd"/>
-      <w:r>
-        <w:rPr>
-          <w:rFonts w:ascii="Courier New" w:hAnsi="Courier New" w:cs="Courier New"/>
-        </w:rPr>
-        <w:t>(</w:t>
-      </w:r>
-      <w:proofErr w:type="spellStart"/>
-      <w:proofErr w:type="gramEnd"/>
-      <w:r>
-        <w:rPr>
-          <w:rFonts w:ascii="Courier New" w:hAnsi="Courier New" w:cs="Courier New"/>
-        </w:rPr>
-        <w:t>cons_thread</w:t>
-      </w:r>
-      <w:proofErr w:type="spellEnd"/>
-      <w:r>
-        <w:rPr>
-          <w:rFonts w:ascii="Courier New" w:hAnsi="Courier New" w:cs="Courier New"/>
-        </w:rPr>
-        <w:t>, NULL);</w:t>
-      </w:r>
-    </w:p>
-    <w:p>
-      <w:pPr>
-        <w:spacing w:after="0" w:line="240" w:lineRule="auto"/>
-        <w:ind w:left="0" w:firstLine="0"/>
-        <w:jc w:val="left"/>
-        <w:rPr>
-          <w:rFonts w:eastAsiaTheme="minorEastAsia"/>
-        </w:rPr>
-      </w:pPr>
-    </w:p>
-    <w:p>
-      <w:pPr>
-        <w:spacing w:after="0" w:line="240" w:lineRule="auto"/>
-        <w:ind w:left="0" w:firstLine="0"/>
-        <w:jc w:val="left"/>
-        <w:rPr>
-          <w:rFonts w:eastAsiaTheme="minorEastAsia"/>
-        </w:rPr>
-      </w:pPr>
-      <w:r>
-        <w:rPr>
-          <w:rFonts w:eastAsiaTheme="minorEastAsia"/>
-        </w:rPr>
-        <w:t>Try the following</w:t>
-      </w:r>
-      <w:r>
-        <w:rPr>
-          <w:rFonts w:eastAsiaTheme="minorEastAsia"/>
-        </w:rPr>
-        <w:t xml:space="preserve"> code</w:t>
-      </w:r>
-      <w:r>
-        <w:rPr>
-          <w:rFonts w:eastAsiaTheme="minorEastAsia"/>
-        </w:rPr>
-        <w:t xml:space="preserve">, </w:t>
-      </w:r>
       <w:r>
         <w:rPr>
           <w:rFonts w:eastAsiaTheme="minorEastAsia"/>
@@ -3076,219 +1977,59 @@
           <w:rFonts w:ascii="Courier New" w:hAnsi="Courier New" w:cs="Courier New"/>
         </w:rPr>
       </w:pPr>
-      <w:proofErr w:type="spellStart"/>
-      <w:r>
-        <w:rPr>
-          <w:rFonts w:ascii="Courier New" w:hAnsi="Courier New" w:cs="Courier New"/>
-        </w:rPr>
-        <w:t>pthread_</w:t>
-      </w:r>
-      <w:proofErr w:type="gramStart"/>
-      <w:r>
-        <w:rPr>
-          <w:rFonts w:ascii="Courier New" w:hAnsi="Courier New" w:cs="Courier New"/>
-        </w:rPr>
-        <w:t>create</w:t>
-      </w:r>
-      <w:proofErr w:type="spellEnd"/>
-      <w:r>
-        <w:rPr>
-          <w:rFonts w:ascii="Courier New" w:hAnsi="Courier New" w:cs="Courier New"/>
-        </w:rPr>
-        <w:t>(</w:t>
-      </w:r>
-      <w:proofErr w:type="gramEnd"/>
-      <w:r>
-        <w:rPr>
-          <w:rFonts w:ascii="Courier New" w:hAnsi="Courier New" w:cs="Courier New"/>
-        </w:rPr>
-        <w:t>&amp;</w:t>
-      </w:r>
-      <w:proofErr w:type="spellStart"/>
-      <w:r>
-        <w:rPr>
-          <w:rFonts w:ascii="Courier New" w:hAnsi="Courier New" w:cs="Courier New"/>
-        </w:rPr>
-        <w:t>vow_thread</w:t>
-      </w:r>
-      <w:proofErr w:type="spellEnd"/>
-      <w:r>
-        <w:rPr>
-          <w:rFonts w:ascii="Courier New" w:hAnsi="Courier New" w:cs="Courier New"/>
-        </w:rPr>
-        <w:t xml:space="preserve">, NULL, </w:t>
-      </w:r>
-      <w:proofErr w:type="spellStart"/>
-      <w:r>
-        <w:rPr>
-          <w:rFonts w:ascii="Courier New" w:hAnsi="Courier New" w:cs="Courier New"/>
-        </w:rPr>
-        <w:t>print_vowels</w:t>
-      </w:r>
-      <w:proofErr w:type="spellEnd"/>
-      <w:r>
-        <w:rPr>
-          <w:rFonts w:ascii="Courier New" w:hAnsi="Courier New" w:cs="Courier New"/>
-        </w:rPr>
-        <w:t>, NULL);</w:t>
-      </w:r>
-    </w:p>
-    <w:p>
-      <w:pPr>
-        <w:spacing w:after="0" w:line="240" w:lineRule="auto"/>
-        <w:ind w:left="0" w:firstLine="0"/>
-        <w:jc w:val="left"/>
-        <w:rPr>
-          <w:rFonts w:ascii="Courier New" w:hAnsi="Courier New" w:cs="Courier New"/>
-        </w:rPr>
-      </w:pPr>
-      <w:proofErr w:type="spellStart"/>
-      <w:r>
-        <w:rPr>
-          <w:rFonts w:ascii="Courier New" w:hAnsi="Courier New" w:cs="Courier New"/>
-        </w:rPr>
-        <w:t>pthread_</w:t>
-      </w:r>
-      <w:proofErr w:type="gramStart"/>
-      <w:r>
-        <w:rPr>
-          <w:rFonts w:ascii="Courier New" w:hAnsi="Courier New" w:cs="Courier New"/>
-        </w:rPr>
-        <w:t>create</w:t>
-      </w:r>
-      <w:proofErr w:type="spellEnd"/>
-      <w:r>
-        <w:rPr>
-          <w:rFonts w:ascii="Courier New" w:hAnsi="Courier New" w:cs="Courier New"/>
-        </w:rPr>
-        <w:t>(</w:t>
-      </w:r>
-      <w:proofErr w:type="gramEnd"/>
-      <w:r>
-        <w:rPr>
-          <w:rFonts w:ascii="Courier New" w:hAnsi="Courier New" w:cs="Courier New"/>
-        </w:rPr>
-        <w:t>&amp;</w:t>
-      </w:r>
-      <w:proofErr w:type="spellStart"/>
-      <w:r>
-        <w:rPr>
-          <w:rFonts w:ascii="Courier New" w:hAnsi="Courier New" w:cs="Courier New"/>
-        </w:rPr>
-        <w:t>cons_thread</w:t>
-      </w:r>
-      <w:proofErr w:type="spellEnd"/>
-      <w:r>
-        <w:rPr>
-          <w:rFonts w:ascii="Courier New" w:hAnsi="Courier New" w:cs="Courier New"/>
-        </w:rPr>
-        <w:t xml:space="preserve">, NULL, </w:t>
-      </w:r>
-      <w:proofErr w:type="spellStart"/>
-      <w:r>
-        <w:rPr>
-          <w:rFonts w:ascii="Courier New" w:hAnsi="Courier New" w:cs="Courier New"/>
-        </w:rPr>
-        <w:t>print_consonants</w:t>
-      </w:r>
-      <w:proofErr w:type="spellEnd"/>
-      <w:r>
-        <w:rPr>
-          <w:rFonts w:ascii="Courier New" w:hAnsi="Courier New" w:cs="Courier New"/>
-        </w:rPr>
-        <w:t>, NULL);</w:t>
-      </w:r>
-    </w:p>
-    <w:p>
-      <w:pPr>
-        <w:spacing w:after="0" w:line="240" w:lineRule="auto"/>
-        <w:ind w:left="0" w:firstLine="0"/>
-        <w:jc w:val="left"/>
-        <w:rPr>
-          <w:rFonts w:ascii="Courier New" w:hAnsi="Courier New" w:cs="Courier New"/>
-        </w:rPr>
-      </w:pPr>
-      <w:proofErr w:type="spellStart"/>
-      <w:r>
-        <w:rPr>
-          <w:rFonts w:ascii="Courier New" w:hAnsi="Courier New" w:cs="Courier New"/>
-        </w:rPr>
-        <w:t>pthread_</w:t>
-      </w:r>
-      <w:proofErr w:type="gramStart"/>
-      <w:r>
-        <w:rPr>
-          <w:rFonts w:ascii="Courier New" w:hAnsi="Courier New" w:cs="Courier New"/>
-        </w:rPr>
-        <w:t>join</w:t>
-      </w:r>
-      <w:proofErr w:type="spellEnd"/>
-      <w:r>
-        <w:rPr>
-          <w:rFonts w:ascii="Courier New" w:hAnsi="Courier New" w:cs="Courier New"/>
-        </w:rPr>
-        <w:t>(</w:t>
-      </w:r>
-      <w:proofErr w:type="spellStart"/>
-      <w:proofErr w:type="gramEnd"/>
-      <w:r>
-        <w:rPr>
-          <w:rFonts w:ascii="Courier New" w:hAnsi="Courier New" w:cs="Courier New"/>
-        </w:rPr>
-        <w:t>vow_thread</w:t>
-      </w:r>
-      <w:proofErr w:type="spellEnd"/>
-      <w:r>
-        <w:rPr>
-          <w:rFonts w:ascii="Courier New" w:hAnsi="Courier New" w:cs="Courier New"/>
-        </w:rPr>
-        <w:t>, NULL);</w:t>
-      </w:r>
-    </w:p>
-    <w:p>
-      <w:pPr>
-        <w:spacing w:after="0" w:line="240" w:lineRule="auto"/>
-        <w:ind w:left="0" w:firstLine="0"/>
-        <w:jc w:val="left"/>
-        <w:rPr>
-          <w:rFonts w:ascii="Courier New" w:hAnsi="Courier New" w:cs="Courier New"/>
-        </w:rPr>
-      </w:pPr>
-      <w:proofErr w:type="spellStart"/>
-      <w:r>
-        <w:rPr>
-          <w:rFonts w:ascii="Courier New" w:hAnsi="Courier New" w:cs="Courier New"/>
-        </w:rPr>
-        <w:t>pthread_</w:t>
-      </w:r>
-      <w:proofErr w:type="gramStart"/>
-      <w:r>
-        <w:rPr>
-          <w:rFonts w:ascii="Courier New" w:hAnsi="Courier New" w:cs="Courier New"/>
-        </w:rPr>
-        <w:t>join</w:t>
-      </w:r>
-      <w:proofErr w:type="spellEnd"/>
-      <w:r>
-        <w:rPr>
-          <w:rFonts w:ascii="Courier New" w:hAnsi="Courier New" w:cs="Courier New"/>
-        </w:rPr>
-        <w:t>(</w:t>
-      </w:r>
-      <w:proofErr w:type="spellStart"/>
-      <w:proofErr w:type="gramEnd"/>
-      <w:r>
-        <w:rPr>
-          <w:rFonts w:ascii="Courier New" w:hAnsi="Courier New" w:cs="Courier New"/>
-        </w:rPr>
-        <w:t>cons_thread</w:t>
-      </w:r>
-      <w:proofErr w:type="spellEnd"/>
-      <w:r>
-        <w:rPr>
-          <w:rFonts w:ascii="Courier New" w:hAnsi="Courier New" w:cs="Courier New"/>
-        </w:rPr>
-        <w:t>, NULL);</w:t>
+      <w:r>
+        <w:rPr>
+          <w:rFonts w:ascii="Courier New" w:hAnsi="Courier New" w:cs="Courier New"/>
+        </w:rPr>
+        <w:t>pthread_create(&amp;vow_thread, NULL, print_vowels, NULL);</w:t>
+      </w:r>
+    </w:p>
+    <w:p>
+      <w:pPr>
+        <w:spacing w:after="0" w:line="240" w:lineRule="auto"/>
+        <w:ind w:left="0" w:firstLine="0"/>
+        <w:jc w:val="left"/>
+        <w:rPr>
+          <w:rFonts w:ascii="Courier New" w:hAnsi="Courier New" w:cs="Courier New"/>
+        </w:rPr>
+      </w:pPr>
+      <w:r>
+        <w:rPr>
+          <w:rFonts w:ascii="Courier New" w:hAnsi="Courier New" w:cs="Courier New"/>
+        </w:rPr>
+        <w:t>pthread_create(&amp;cons_thread, NULL, print_consonants, NULL);</w:t>
+      </w:r>
+    </w:p>
+    <w:p>
+      <w:pPr>
+        <w:spacing w:after="0" w:line="240" w:lineRule="auto"/>
+        <w:ind w:left="0" w:firstLine="0"/>
+        <w:jc w:val="left"/>
+        <w:rPr>
+          <w:rFonts w:ascii="Courier New" w:hAnsi="Courier New" w:cs="Courier New"/>
+        </w:rPr>
+      </w:pPr>
+      <w:r>
+        <w:rPr>
+          <w:rFonts w:ascii="Courier New" w:hAnsi="Courier New" w:cs="Courier New"/>
+        </w:rPr>
+        <w:t>pthread_join(vow_thread, NULL);</w:t>
+      </w:r>
+    </w:p>
+    <w:p>
+      <w:pPr>
+        <w:spacing w:after="0" w:line="240" w:lineRule="auto"/>
+        <w:ind w:left="0" w:firstLine="0"/>
+        <w:jc w:val="left"/>
+        <w:rPr>
+          <w:rFonts w:ascii="Courier New" w:hAnsi="Courier New" w:cs="Courier New"/>
+        </w:rPr>
+      </w:pPr>
+      <w:r>
+        <w:rPr>
+          <w:rFonts w:ascii="Courier New" w:hAnsi="Courier New" w:cs="Courier New"/>
+        </w:rPr>
+        <w:t>pthread_join(cons_thread, NULL);</w:t>
       </w:r>
     </w:p>
     <w:p>
@@ -3365,21 +2106,7 @@
         <w:rPr>
           <w:rFonts w:eastAsiaTheme="minorEastAsia"/>
         </w:rPr>
-        <w:t>How to create and join threads in C (</w:t>
-      </w:r>
-      <w:proofErr w:type="spellStart"/>
-      <w:r>
-        <w:rPr>
-          <w:rFonts w:eastAsiaTheme="minorEastAsia"/>
-        </w:rPr>
-        <w:t>pthreads</w:t>
-      </w:r>
-      <w:proofErr w:type="spellEnd"/>
-      <w:r>
-        <w:rPr>
-          <w:rFonts w:eastAsiaTheme="minorEastAsia"/>
-        </w:rPr>
-        <w:t>).</w:t>
+        <w:t>How to create and join threads in C (pthreads).</w:t>
       </w:r>
     </w:p>
     <w:p>
@@ -3502,35 +2229,7 @@
         <w:rPr>
           <w:rFonts w:eastAsiaTheme="minorEastAsia"/>
         </w:rPr>
-        <w:t xml:space="preserve">process </w:t>
-      </w:r>
-      <w:proofErr w:type="gramStart"/>
-      <w:r>
-        <w:rPr>
-          <w:rFonts w:eastAsiaTheme="minorEastAsia"/>
-        </w:rPr>
-        <w:t>fork(</w:t>
-      </w:r>
-      <w:proofErr w:type="gramEnd"/>
-      <w:r>
-        <w:rPr>
-          <w:rFonts w:eastAsiaTheme="minorEastAsia"/>
-        </w:rPr>
-        <w:t xml:space="preserve">) and join() to achieve the program </w:t>
-      </w:r>
-      <w:proofErr w:type="spellStart"/>
-      <w:r>
-        <w:rPr>
-          <w:rFonts w:eastAsiaTheme="minorEastAsia"/>
-        </w:rPr>
-        <w:t>behavior</w:t>
-      </w:r>
-      <w:proofErr w:type="spellEnd"/>
-      <w:r>
-        <w:rPr>
-          <w:rFonts w:eastAsiaTheme="minorEastAsia"/>
-        </w:rPr>
-        <w:t xml:space="preserve"> of </w:t>
+        <w:t xml:space="preserve">process fork() and join() to achieve the program behavior of </w:t>
       </w:r>
       <w:r>
         <w:rPr>
@@ -3572,30 +2271,14 @@
         <w:rPr>
           <w:rFonts w:eastAsiaTheme="minorEastAsia"/>
         </w:rPr>
-        <w:t xml:space="preserve">. This can be done by calling </w:t>
-      </w:r>
-      <w:proofErr w:type="gramStart"/>
-      <w:r>
-        <w:rPr>
-          <w:rFonts w:eastAsiaTheme="minorEastAsia"/>
-        </w:rPr>
-        <w:t>fork(</w:t>
-      </w:r>
-      <w:proofErr w:type="gramEnd"/>
-      <w:r>
-        <w:rPr>
-          <w:rFonts w:eastAsiaTheme="minorEastAsia"/>
-        </w:rPr>
-        <w:t xml:space="preserve">) to create the first child process that runs </w:t>
-      </w:r>
-      <w:proofErr w:type="spellStart"/>
+        <w:t xml:space="preserve">. This can be done by calling fork() to create the first child process that runs </w:t>
+      </w:r>
       <w:r>
         <w:rPr>
           <w:rFonts w:ascii="Courier New" w:hAnsi="Courier New" w:cs="Courier New"/>
         </w:rPr>
         <w:t>print_vowels</w:t>
       </w:r>
-      <w:proofErr w:type="spellEnd"/>
       <w:r>
         <w:rPr>
           <w:rFonts w:eastAsiaTheme="minorEastAsia"/>
@@ -3614,14 +2297,12 @@
         </w:rPr>
         <w:t xml:space="preserve">and </w:t>
       </w:r>
-      <w:proofErr w:type="spellStart"/>
       <w:r>
         <w:rPr>
           <w:rFonts w:eastAsiaTheme="minorEastAsia"/>
         </w:rPr>
         <w:t>waitpid</w:t>
       </w:r>
-      <w:proofErr w:type="spellEnd"/>
       <w:r>
         <w:rPr>
           <w:rFonts w:eastAsiaTheme="minorEastAsia"/>
@@ -3658,14 +2339,12 @@
         </w:rPr>
         <w:t xml:space="preserve">calling fork() to create the second child process that runs </w:t>
       </w:r>
-      <w:proofErr w:type="spellStart"/>
       <w:r>
         <w:rPr>
           <w:rFonts w:ascii="Courier New" w:hAnsi="Courier New" w:cs="Courier New"/>
         </w:rPr>
         <w:t>print_consonants</w:t>
       </w:r>
-      <w:proofErr w:type="spellEnd"/>
       <w:r>
         <w:rPr>
           <w:rFonts w:eastAsiaTheme="minorEastAsia"/>
@@ -3684,14 +2363,12 @@
         </w:rPr>
         <w:t xml:space="preserve">and </w:t>
       </w:r>
-      <w:proofErr w:type="spellStart"/>
       <w:r>
         <w:rPr>
           <w:rFonts w:eastAsiaTheme="minorEastAsia"/>
         </w:rPr>
         <w:t>waitpid</w:t>
       </w:r>
-      <w:proofErr w:type="spellEnd"/>
       <w:r>
         <w:rPr>
           <w:rFonts w:eastAsiaTheme="minorEastAsia"/>
@@ -3741,15 +2418,7 @@
         <w:t xml:space="preserve"> </w:t>
       </w:r>
       <w:r>
-        <w:t>(</w:t>
-      </w:r>
-      <w:proofErr w:type="spellStart"/>
-      <w:r>
-        <w:t>Thsi</w:t>
-      </w:r>
-      <w:proofErr w:type="spellEnd"/>
-      <w:r>
-        <w:t xml:space="preserve"> assignment only works on Linux. Please refer to “</w:t>
+        <w:t>(Thsi assignment only works on Linux. Please refer to “</w:t>
       </w:r>
       <w:r>
         <w:t>Running Linux on Windows or MacOS</w:t>
@@ -3776,21 +2445,7 @@
         <w:rPr>
           <w:rFonts w:eastAsiaTheme="minorEastAsia"/>
         </w:rPr>
-        <w:t xml:space="preserve"> in </w:t>
-      </w:r>
-      <w:proofErr w:type="gramStart"/>
-      <w:r>
-        <w:rPr>
-          <w:rFonts w:eastAsiaTheme="minorEastAsia"/>
-        </w:rPr>
-        <w:t>main(</w:t>
-      </w:r>
-      <w:proofErr w:type="gramEnd"/>
-      <w:r>
-        <w:rPr>
-          <w:rFonts w:eastAsiaTheme="minorEastAsia"/>
-        </w:rPr>
-        <w:t>)</w:t>
+        <w:t xml:space="preserve"> in main()</w:t>
       </w:r>
       <w:r>
         <w:rPr>
@@ -3822,21 +2477,7 @@
         <w:rPr>
           <w:rFonts w:ascii="Courier New" w:hAnsi="Courier New" w:cs="Courier New"/>
         </w:rPr>
-        <w:t>#include &lt;sys/</w:t>
-      </w:r>
-      <w:proofErr w:type="spellStart"/>
-      <w:r>
-        <w:rPr>
-          <w:rFonts w:ascii="Courier New" w:hAnsi="Courier New" w:cs="Courier New"/>
-        </w:rPr>
-        <w:t>wait.h</w:t>
-      </w:r>
-      <w:proofErr w:type="spellEnd"/>
-      <w:r>
-        <w:rPr>
-          <w:rFonts w:ascii="Courier New" w:hAnsi="Courier New" w:cs="Courier New"/>
-        </w:rPr>
-        <w:t>&gt;</w:t>
+        <w:t>#include &lt;sys/wait.h&gt;</w:t>
       </w:r>
       <w:r>
         <w:rPr>
@@ -3870,516 +2511,268 @@
           <w:rFonts w:ascii="Courier New" w:hAnsi="Courier New" w:cs="Courier New"/>
         </w:rPr>
       </w:pPr>
-      <w:proofErr w:type="spellStart"/>
-      <w:r>
-        <w:rPr>
-          <w:rFonts w:ascii="Courier New" w:hAnsi="Courier New" w:cs="Courier New"/>
-        </w:rPr>
-        <w:t>pid_t</w:t>
-      </w:r>
-      <w:proofErr w:type="spellEnd"/>
-      <w:r>
-        <w:rPr>
-          <w:rFonts w:ascii="Courier New" w:hAnsi="Courier New" w:cs="Courier New"/>
+      <w:r>
+        <w:rPr>
+          <w:rFonts w:ascii="Courier New" w:hAnsi="Courier New" w:cs="Courier New"/>
+        </w:rPr>
+        <w:t>pid_t vowel_pid = fork();</w:t>
+      </w:r>
+    </w:p>
+    <w:p>
+      <w:pPr>
+        <w:spacing w:after="0" w:line="240" w:lineRule="auto"/>
+        <w:ind w:left="0" w:firstLine="0"/>
+        <w:jc w:val="left"/>
+        <w:rPr>
+          <w:rFonts w:ascii="Courier New" w:hAnsi="Courier New" w:cs="Courier New"/>
+        </w:rPr>
+      </w:pPr>
+      <w:r>
+        <w:rPr>
+          <w:rFonts w:ascii="Courier New" w:hAnsi="Courier New" w:cs="Courier New"/>
+        </w:rPr>
+        <w:t>waitpid(vowel_pid, NULL, 0);</w:t>
+      </w:r>
+    </w:p>
+    <w:p>
+      <w:pPr>
+        <w:spacing w:after="0" w:line="240" w:lineRule="auto"/>
+        <w:ind w:left="0" w:firstLine="0"/>
+        <w:jc w:val="left"/>
+        <w:rPr>
+          <w:rFonts w:ascii="Courier New" w:hAnsi="Courier New" w:cs="Courier New"/>
+        </w:rPr>
+      </w:pPr>
+      <w:r>
+        <w:rPr>
+          <w:rFonts w:ascii="Courier New" w:hAnsi="Courier New" w:cs="Courier New"/>
+        </w:rPr>
+        <w:t>pid_t cons_pid = fork();</w:t>
+      </w:r>
+    </w:p>
+    <w:p>
+      <w:pPr>
+        <w:spacing w:after="0" w:line="240" w:lineRule="auto"/>
+        <w:ind w:left="0" w:firstLine="0"/>
+        <w:jc w:val="left"/>
+        <w:rPr>
+          <w:rFonts w:ascii="Courier New" w:hAnsi="Courier New" w:cs="Courier New"/>
+        </w:rPr>
+      </w:pPr>
+      <w:r>
+        <w:rPr>
+          <w:rFonts w:ascii="Courier New" w:hAnsi="Courier New" w:cs="Courier New"/>
+        </w:rPr>
+        <w:t>waitpid(cons_pid, NULL, 0);</w:t>
+      </w:r>
+    </w:p>
+    <w:p>
+      <w:pPr>
+        <w:spacing w:after="0" w:line="240" w:lineRule="auto"/>
+        <w:ind w:left="0" w:firstLine="0"/>
+        <w:jc w:val="left"/>
+        <w:rPr>
+          <w:rFonts w:ascii="Courier New" w:hAnsi="Courier New" w:cs="Courier New"/>
+        </w:rPr>
+      </w:pPr>
+    </w:p>
+    <w:p>
+      <w:pPr>
+        <w:spacing w:after="0" w:line="240" w:lineRule="auto"/>
+        <w:ind w:left="0" w:firstLine="0"/>
+        <w:jc w:val="left"/>
+        <w:rPr>
+          <w:rFonts w:eastAsiaTheme="minorEastAsia"/>
+        </w:rPr>
+      </w:pPr>
+      <w:r>
+        <w:rPr>
+          <w:rFonts w:eastAsiaTheme="minorEastAsia"/>
+        </w:rPr>
+        <w:t>Try the following</w:t>
+      </w:r>
+      <w:r>
+        <w:rPr>
+          <w:rFonts w:eastAsiaTheme="minorEastAsia"/>
+        </w:rPr>
+        <w:t xml:space="preserve"> code</w:t>
+      </w:r>
+      <w:r>
+        <w:rPr>
+          <w:rFonts w:eastAsiaTheme="minorEastAsia"/>
+        </w:rPr>
+        <w:t xml:space="preserve">, </w:t>
+      </w:r>
+      <w:r>
+        <w:rPr>
+          <w:rFonts w:eastAsiaTheme="minorEastAsia"/>
+        </w:rPr>
+        <w:t>what do you observe</w:t>
+      </w:r>
+      <w:r>
+        <w:rPr>
+          <w:rFonts w:eastAsiaTheme="minorEastAsia"/>
+        </w:rPr>
+        <w:t>?</w:t>
+      </w:r>
+      <w:r>
+        <w:rPr>
+          <w:rFonts w:eastAsiaTheme="minorEastAsia" w:hint="eastAsia"/>
+        </w:rPr>
+        <w:t xml:space="preserve"> Explain why.</w:t>
+      </w:r>
+    </w:p>
+    <w:p>
+      <w:pPr>
+        <w:spacing w:after="0" w:line="240" w:lineRule="auto"/>
+        <w:ind w:left="0" w:firstLine="0"/>
+        <w:jc w:val="left"/>
+        <w:rPr>
+          <w:rFonts w:ascii="Courier New" w:hAnsi="Courier New" w:cs="Courier New"/>
+        </w:rPr>
+      </w:pPr>
+    </w:p>
+    <w:p>
+      <w:pPr>
+        <w:spacing w:after="0" w:line="240" w:lineRule="auto"/>
+        <w:ind w:left="0" w:firstLine="0"/>
+        <w:jc w:val="left"/>
+        <w:rPr>
+          <w:rFonts w:ascii="Courier New" w:hAnsi="Courier New" w:cs="Courier New"/>
+        </w:rPr>
+      </w:pPr>
+      <w:r>
+        <w:rPr>
+          <w:rFonts w:ascii="Courier New" w:hAnsi="Courier New" w:cs="Courier New"/>
+        </w:rPr>
+        <w:t>pid_t vowel_pid = fork();</w:t>
+      </w:r>
+    </w:p>
+    <w:p>
+      <w:pPr>
+        <w:spacing w:after="0" w:line="240" w:lineRule="auto"/>
+        <w:ind w:left="0" w:firstLine="0"/>
+        <w:jc w:val="left"/>
+        <w:rPr>
+          <w:rFonts w:ascii="Courier New" w:hAnsi="Courier New" w:cs="Courier New"/>
+        </w:rPr>
+      </w:pPr>
+      <w:r>
+        <w:rPr>
+          <w:rFonts w:ascii="Courier New" w:hAnsi="Courier New" w:cs="Courier New"/>
+        </w:rPr>
+        <w:t>pid_t cons_pid = fork();</w:t>
+      </w:r>
+    </w:p>
+    <w:p>
+      <w:pPr>
+        <w:spacing w:after="0" w:line="240" w:lineRule="auto"/>
+        <w:ind w:left="0" w:firstLine="0"/>
+        <w:jc w:val="left"/>
+        <w:rPr>
+          <w:rFonts w:ascii="Courier New" w:hAnsi="Courier New" w:cs="Courier New"/>
+        </w:rPr>
+      </w:pPr>
+      <w:r>
+        <w:rPr>
+          <w:rFonts w:ascii="Courier New" w:hAnsi="Courier New" w:cs="Courier New"/>
+        </w:rPr>
+        <w:t>waitpid(vowel_pid, NULL, 0);</w:t>
+      </w:r>
+    </w:p>
+    <w:p>
+      <w:pPr>
+        <w:spacing w:after="0" w:line="240" w:lineRule="auto"/>
+        <w:ind w:left="0" w:firstLine="0"/>
+        <w:jc w:val="left"/>
+        <w:rPr>
+          <w:rFonts w:ascii="Courier New" w:hAnsi="Courier New" w:cs="Courier New"/>
+        </w:rPr>
+      </w:pPr>
+      <w:r>
+        <w:rPr>
+          <w:rFonts w:ascii="Courier New" w:hAnsi="Courier New" w:cs="Courier New"/>
+        </w:rPr>
+        <w:t>waitpid(cons_pid, NULL, 0);</w:t>
+      </w:r>
+    </w:p>
+    <w:p>
+      <w:pPr>
+        <w:spacing w:after="0" w:line="240" w:lineRule="auto"/>
+        <w:ind w:left="0" w:firstLine="0"/>
+        <w:jc w:val="left"/>
+        <w:rPr>
+          <w:rFonts w:ascii="Courier New" w:hAnsi="Courier New" w:cs="Courier New"/>
+        </w:rPr>
+      </w:pPr>
+    </w:p>
+    <w:p>
+      <w:pPr>
+        <w:spacing w:after="0" w:line="240" w:lineRule="auto"/>
+        <w:ind w:left="0" w:firstLine="0"/>
+        <w:jc w:val="left"/>
+        <w:rPr>
+          <w:rFonts w:eastAsiaTheme="minorEastAsia"/>
+        </w:rPr>
+      </w:pPr>
+      <w:r>
+        <w:rPr>
+          <w:rFonts w:eastAsiaTheme="minorEastAsia"/>
+        </w:rPr>
+        <w:t>References:</w:t>
+      </w:r>
+    </w:p>
+    <w:p>
+      <w:pPr>
+        <w:spacing w:after="0" w:line="240" w:lineRule="auto"/>
+        <w:ind w:left="0" w:firstLine="0"/>
+        <w:jc w:val="left"/>
+        <w:rPr>
+          <w:rFonts w:eastAsiaTheme="minorEastAsia"/>
+        </w:rPr>
+      </w:pPr>
+      <w:r>
+        <w:rPr>
+          <w:rFonts w:eastAsiaTheme="minorEastAsia"/>
+        </w:rPr>
+        <w:t xml:space="preserve">Slide </w:t>
+      </w:r>
+      <w:r>
+        <w:rPr>
+          <w:rFonts w:eastAsiaTheme="minorEastAsia"/>
+        </w:rPr>
+        <w:t>13</w:t>
+      </w:r>
+      <w:r>
+        <w:rPr>
+          <w:rFonts w:eastAsiaTheme="minorEastAsia"/>
+        </w:rPr>
+        <w:t xml:space="preserve"> “</w:t>
+      </w:r>
+      <w:r>
+        <w:rPr>
+          <w:rFonts w:eastAsiaTheme="minorEastAsia"/>
+        </w:rPr>
+        <w:t>wait()</w:t>
+      </w:r>
+      <w:r>
+        <w:rPr>
+          <w:rFonts w:eastAsiaTheme="minorEastAsia"/>
+        </w:rPr>
+        <w:t>” in “</w:t>
+      </w:r>
+      <w:r>
+        <w:rPr>
+          <w:rFonts w:eastAsiaTheme="minorEastAsia"/>
+        </w:rPr>
+        <w:t>Lecture 2</w:t>
+      </w:r>
+      <w:r>
+        <w:rPr>
+          <w:rFonts w:eastAsiaTheme="minorEastAsia"/>
         </w:rPr>
         <w:t xml:space="preserve"> </w:t>
       </w:r>
-      <w:proofErr w:type="spellStart"/>
-      <w:r>
-        <w:rPr>
-          <w:rFonts w:ascii="Courier New" w:hAnsi="Courier New" w:cs="Courier New"/>
-        </w:rPr>
-        <w:t>vowel_pid</w:t>
-      </w:r>
-      <w:proofErr w:type="spellEnd"/>
-      <w:r>
-        <w:rPr>
-          <w:rFonts w:ascii="Courier New" w:hAnsi="Courier New" w:cs="Courier New"/>
-        </w:rPr>
-        <w:t xml:space="preserve"> = </w:t>
-      </w:r>
-      <w:proofErr w:type="gramStart"/>
-      <w:r>
-        <w:rPr>
-          <w:rFonts w:ascii="Courier New" w:hAnsi="Courier New" w:cs="Courier New"/>
-        </w:rPr>
-        <w:t>fork(</w:t>
-      </w:r>
-      <w:proofErr w:type="gramEnd"/>
-      <w:r>
-        <w:rPr>
-          <w:rFonts w:ascii="Courier New" w:hAnsi="Courier New" w:cs="Courier New"/>
-        </w:rPr>
-        <w:t>);</w:t>
-      </w:r>
-    </w:p>
-    <w:p>
-      <w:pPr>
-        <w:spacing w:after="0" w:line="240" w:lineRule="auto"/>
-        <w:ind w:left="0" w:firstLine="0"/>
-        <w:jc w:val="left"/>
-        <w:rPr>
-          <w:rFonts w:ascii="Courier New" w:hAnsi="Courier New" w:cs="Courier New"/>
-        </w:rPr>
-      </w:pPr>
-      <w:proofErr w:type="spellStart"/>
-      <w:proofErr w:type="gramStart"/>
-      <w:r>
-        <w:rPr>
-          <w:rFonts w:ascii="Courier New" w:hAnsi="Courier New" w:cs="Courier New"/>
-        </w:rPr>
-        <w:t>waitpid</w:t>
-      </w:r>
-      <w:proofErr w:type="spellEnd"/>
-      <w:r>
-        <w:rPr>
-          <w:rFonts w:ascii="Courier New" w:hAnsi="Courier New" w:cs="Courier New"/>
-        </w:rPr>
-        <w:t>(</w:t>
-      </w:r>
-      <w:proofErr w:type="spellStart"/>
-      <w:proofErr w:type="gramEnd"/>
-      <w:r>
-        <w:rPr>
-          <w:rFonts w:ascii="Courier New" w:hAnsi="Courier New" w:cs="Courier New"/>
-        </w:rPr>
-        <w:t>vowel_pid</w:t>
-      </w:r>
-      <w:proofErr w:type="spellEnd"/>
-      <w:r>
-        <w:rPr>
-          <w:rFonts w:ascii="Courier New" w:hAnsi="Courier New" w:cs="Courier New"/>
-        </w:rPr>
-        <w:t>, NULL, 0);</w:t>
-      </w:r>
-    </w:p>
-    <w:p>
-      <w:pPr>
-        <w:spacing w:after="0" w:line="240" w:lineRule="auto"/>
-        <w:ind w:left="0" w:firstLine="0"/>
-        <w:jc w:val="left"/>
-        <w:rPr>
-          <w:rFonts w:ascii="Courier New" w:hAnsi="Courier New" w:cs="Courier New"/>
-        </w:rPr>
-      </w:pPr>
-      <w:proofErr w:type="spellStart"/>
-      <w:r>
-        <w:rPr>
-          <w:rFonts w:ascii="Courier New" w:hAnsi="Courier New" w:cs="Courier New"/>
-        </w:rPr>
-        <w:t>pid_t</w:t>
-      </w:r>
-      <w:proofErr w:type="spellEnd"/>
-      <w:r>
-        <w:rPr>
-          <w:rFonts w:ascii="Courier New" w:hAnsi="Courier New" w:cs="Courier New"/>
-        </w:rPr>
-        <w:t xml:space="preserve"> </w:t>
-      </w:r>
-      <w:proofErr w:type="spellStart"/>
-      <w:r>
-        <w:rPr>
-          <w:rFonts w:ascii="Courier New" w:hAnsi="Courier New" w:cs="Courier New"/>
-        </w:rPr>
-        <w:t>cons_pid</w:t>
-      </w:r>
-      <w:proofErr w:type="spellEnd"/>
-      <w:r>
-        <w:rPr>
-          <w:rFonts w:ascii="Courier New" w:hAnsi="Courier New" w:cs="Courier New"/>
-        </w:rPr>
-        <w:t xml:space="preserve"> = </w:t>
-      </w:r>
-      <w:proofErr w:type="gramStart"/>
-      <w:r>
-        <w:rPr>
-          <w:rFonts w:ascii="Courier New" w:hAnsi="Courier New" w:cs="Courier New"/>
-        </w:rPr>
-        <w:t>fork(</w:t>
-      </w:r>
-      <w:proofErr w:type="gramEnd"/>
-      <w:r>
-        <w:rPr>
-          <w:rFonts w:ascii="Courier New" w:hAnsi="Courier New" w:cs="Courier New"/>
-        </w:rPr>
-        <w:t>);</w:t>
-      </w:r>
-    </w:p>
-    <w:p>
-      <w:pPr>
-        <w:spacing w:after="0" w:line="240" w:lineRule="auto"/>
-        <w:ind w:left="0" w:firstLine="0"/>
-        <w:jc w:val="left"/>
-        <w:rPr>
-          <w:rFonts w:ascii="Courier New" w:hAnsi="Courier New" w:cs="Courier New"/>
-        </w:rPr>
-      </w:pPr>
-      <w:proofErr w:type="spellStart"/>
-      <w:proofErr w:type="gramStart"/>
-      <w:r>
-        <w:rPr>
-          <w:rFonts w:ascii="Courier New" w:hAnsi="Courier New" w:cs="Courier New"/>
-        </w:rPr>
-        <w:t>waitpid</w:t>
-      </w:r>
-      <w:proofErr w:type="spellEnd"/>
-      <w:r>
-        <w:rPr>
-          <w:rFonts w:ascii="Courier New" w:hAnsi="Courier New" w:cs="Courier New"/>
-        </w:rPr>
-        <w:t>(</w:t>
-      </w:r>
-      <w:proofErr w:type="spellStart"/>
-      <w:proofErr w:type="gramEnd"/>
-      <w:r>
-        <w:rPr>
-          <w:rFonts w:ascii="Courier New" w:hAnsi="Courier New" w:cs="Courier New"/>
-        </w:rPr>
-        <w:t>cons_pid</w:t>
-      </w:r>
-      <w:proofErr w:type="spellEnd"/>
-      <w:r>
-        <w:rPr>
-          <w:rFonts w:ascii="Courier New" w:hAnsi="Courier New" w:cs="Courier New"/>
-        </w:rPr>
-        <w:t>, NULL, 0);</w:t>
-      </w:r>
-    </w:p>
-    <w:p>
-      <w:pPr>
-        <w:spacing w:after="0" w:line="240" w:lineRule="auto"/>
-        <w:ind w:left="0" w:firstLine="0"/>
-        <w:jc w:val="left"/>
-        <w:rPr>
-          <w:rFonts w:ascii="Courier New" w:hAnsi="Courier New" w:cs="Courier New"/>
-        </w:rPr>
-      </w:pPr>
-    </w:p>
-    <w:p>
-      <w:pPr>
-        <w:spacing w:after="0" w:line="240" w:lineRule="auto"/>
-        <w:ind w:left="0" w:firstLine="0"/>
-        <w:jc w:val="left"/>
-        <w:rPr>
-          <w:rFonts w:eastAsiaTheme="minorEastAsia"/>
-        </w:rPr>
-      </w:pPr>
-      <w:r>
-        <w:rPr>
-          <w:rFonts w:eastAsiaTheme="minorEastAsia"/>
-        </w:rPr>
-        <w:t>Try the following</w:t>
-      </w:r>
-      <w:r>
-        <w:rPr>
-          <w:rFonts w:eastAsiaTheme="minorEastAsia"/>
-        </w:rPr>
-        <w:t xml:space="preserve"> code</w:t>
-      </w:r>
-      <w:r>
-        <w:rPr>
-          <w:rFonts w:eastAsiaTheme="minorEastAsia"/>
-        </w:rPr>
-        <w:t xml:space="preserve">, </w:t>
-      </w:r>
-      <w:r>
-        <w:rPr>
-          <w:rFonts w:eastAsiaTheme="minorEastAsia"/>
-        </w:rPr>
-        <w:t>what do you observe</w:t>
-      </w:r>
-      <w:r>
-        <w:rPr>
-          <w:rFonts w:eastAsiaTheme="minorEastAsia"/>
-        </w:rPr>
-        <w:t>?</w:t>
-      </w:r>
-      <w:r>
-        <w:rPr>
-          <w:rFonts w:eastAsiaTheme="minorEastAsia" w:hint="eastAsia"/>
-        </w:rPr>
-        <w:t xml:space="preserve"> Explain why.</w:t>
-      </w:r>
-    </w:p>
-    <w:p>
-      <w:pPr>
-        <w:spacing w:after="0" w:line="240" w:lineRule="auto"/>
-        <w:ind w:left="0" w:firstLine="0"/>
-        <w:jc w:val="left"/>
-        <w:rPr>
-          <w:rFonts w:ascii="Courier New" w:hAnsi="Courier New" w:cs="Courier New"/>
-        </w:rPr>
-      </w:pPr>
-    </w:p>
-    <w:p>
-      <w:pPr>
-        <w:spacing w:after="0" w:line="240" w:lineRule="auto"/>
-        <w:ind w:left="0" w:firstLine="0"/>
-        <w:jc w:val="left"/>
-        <w:rPr>
-          <w:rFonts w:ascii="Courier New" w:hAnsi="Courier New" w:cs="Courier New"/>
-        </w:rPr>
-      </w:pPr>
-      <w:proofErr w:type="spellStart"/>
-      <w:r>
-        <w:rPr>
-          <w:rFonts w:ascii="Courier New" w:hAnsi="Courier New" w:cs="Courier New"/>
-        </w:rPr>
-        <w:t>pid_t</w:t>
-      </w:r>
-      <w:proofErr w:type="spellEnd"/>
-      <w:r>
-        <w:rPr>
-          <w:rFonts w:ascii="Courier New" w:hAnsi="Courier New" w:cs="Courier New"/>
-        </w:rPr>
-        <w:t xml:space="preserve"> </w:t>
-      </w:r>
-      <w:proofErr w:type="spellStart"/>
-      <w:r>
-        <w:rPr>
-          <w:rFonts w:ascii="Courier New" w:hAnsi="Courier New" w:cs="Courier New"/>
-        </w:rPr>
-        <w:t>vowel_pid</w:t>
-      </w:r>
-      <w:proofErr w:type="spellEnd"/>
-      <w:r>
-        <w:rPr>
-          <w:rFonts w:ascii="Courier New" w:hAnsi="Courier New" w:cs="Courier New"/>
-        </w:rPr>
-        <w:t xml:space="preserve"> = </w:t>
-      </w:r>
-      <w:proofErr w:type="gramStart"/>
-      <w:r>
-        <w:rPr>
-          <w:rFonts w:ascii="Courier New" w:hAnsi="Courier New" w:cs="Courier New"/>
-        </w:rPr>
-        <w:t>fork(</w:t>
-      </w:r>
-      <w:proofErr w:type="gramEnd"/>
-      <w:r>
-        <w:rPr>
-          <w:rFonts w:ascii="Courier New" w:hAnsi="Courier New" w:cs="Courier New"/>
-        </w:rPr>
-        <w:t>);</w:t>
-      </w:r>
-    </w:p>
-    <w:p>
-      <w:pPr>
-        <w:spacing w:after="0" w:line="240" w:lineRule="auto"/>
-        <w:ind w:left="0" w:firstLine="0"/>
-        <w:jc w:val="left"/>
-        <w:rPr>
-          <w:rFonts w:ascii="Courier New" w:hAnsi="Courier New" w:cs="Courier New"/>
-        </w:rPr>
-      </w:pPr>
-      <w:proofErr w:type="spellStart"/>
-      <w:r>
-        <w:rPr>
-          <w:rFonts w:ascii="Courier New" w:hAnsi="Courier New" w:cs="Courier New"/>
-        </w:rPr>
-        <w:t>pid_t</w:t>
-      </w:r>
-      <w:proofErr w:type="spellEnd"/>
-      <w:r>
-        <w:rPr>
-          <w:rFonts w:ascii="Courier New" w:hAnsi="Courier New" w:cs="Courier New"/>
-        </w:rPr>
-        <w:t xml:space="preserve"> </w:t>
-      </w:r>
-      <w:proofErr w:type="spellStart"/>
-      <w:r>
-        <w:rPr>
-          <w:rFonts w:ascii="Courier New" w:hAnsi="Courier New" w:cs="Courier New"/>
-        </w:rPr>
-        <w:t>cons_pid</w:t>
-      </w:r>
-      <w:proofErr w:type="spellEnd"/>
-      <w:r>
-        <w:rPr>
-          <w:rFonts w:ascii="Courier New" w:hAnsi="Courier New" w:cs="Courier New"/>
-        </w:rPr>
-        <w:t xml:space="preserve"> = </w:t>
-      </w:r>
-      <w:proofErr w:type="gramStart"/>
-      <w:r>
-        <w:rPr>
-          <w:rFonts w:ascii="Courier New" w:hAnsi="Courier New" w:cs="Courier New"/>
-        </w:rPr>
-        <w:t>fork(</w:t>
-      </w:r>
-      <w:proofErr w:type="gramEnd"/>
-      <w:r>
-        <w:rPr>
-          <w:rFonts w:ascii="Courier New" w:hAnsi="Courier New" w:cs="Courier New"/>
-        </w:rPr>
-        <w:t>);</w:t>
-      </w:r>
-    </w:p>
-    <w:p>
-      <w:pPr>
-        <w:spacing w:after="0" w:line="240" w:lineRule="auto"/>
-        <w:ind w:left="0" w:firstLine="0"/>
-        <w:jc w:val="left"/>
-        <w:rPr>
-          <w:rFonts w:ascii="Courier New" w:hAnsi="Courier New" w:cs="Courier New"/>
-        </w:rPr>
-      </w:pPr>
-      <w:proofErr w:type="spellStart"/>
-      <w:proofErr w:type="gramStart"/>
-      <w:r>
-        <w:rPr>
-          <w:rFonts w:ascii="Courier New" w:hAnsi="Courier New" w:cs="Courier New"/>
-        </w:rPr>
-        <w:t>waitpid</w:t>
-      </w:r>
-      <w:proofErr w:type="spellEnd"/>
-      <w:r>
-        <w:rPr>
-          <w:rFonts w:ascii="Courier New" w:hAnsi="Courier New" w:cs="Courier New"/>
-        </w:rPr>
-        <w:t>(</w:t>
-      </w:r>
-      <w:proofErr w:type="spellStart"/>
-      <w:proofErr w:type="gramEnd"/>
-      <w:r>
-        <w:rPr>
-          <w:rFonts w:ascii="Courier New" w:hAnsi="Courier New" w:cs="Courier New"/>
-        </w:rPr>
-        <w:t>vowel_pid</w:t>
-      </w:r>
-      <w:proofErr w:type="spellEnd"/>
-      <w:r>
-        <w:rPr>
-          <w:rFonts w:ascii="Courier New" w:hAnsi="Courier New" w:cs="Courier New"/>
-        </w:rPr>
-        <w:t>, NULL, 0);</w:t>
-      </w:r>
-    </w:p>
-    <w:p>
-      <w:pPr>
-        <w:spacing w:after="0" w:line="240" w:lineRule="auto"/>
-        <w:ind w:left="0" w:firstLine="0"/>
-        <w:jc w:val="left"/>
-        <w:rPr>
-          <w:rFonts w:ascii="Courier New" w:hAnsi="Courier New" w:cs="Courier New"/>
-        </w:rPr>
-      </w:pPr>
-      <w:proofErr w:type="spellStart"/>
-      <w:proofErr w:type="gramStart"/>
-      <w:r>
-        <w:rPr>
-          <w:rFonts w:ascii="Courier New" w:hAnsi="Courier New" w:cs="Courier New"/>
-        </w:rPr>
-        <w:t>waitpid</w:t>
-      </w:r>
-      <w:proofErr w:type="spellEnd"/>
-      <w:r>
-        <w:rPr>
-          <w:rFonts w:ascii="Courier New" w:hAnsi="Courier New" w:cs="Courier New"/>
-        </w:rPr>
-        <w:t>(</w:t>
-      </w:r>
-      <w:proofErr w:type="spellStart"/>
-      <w:proofErr w:type="gramEnd"/>
-      <w:r>
-        <w:rPr>
-          <w:rFonts w:ascii="Courier New" w:hAnsi="Courier New" w:cs="Courier New"/>
-        </w:rPr>
-        <w:t>cons_pid</w:t>
-      </w:r>
-      <w:proofErr w:type="spellEnd"/>
-      <w:r>
-        <w:rPr>
-          <w:rFonts w:ascii="Courier New" w:hAnsi="Courier New" w:cs="Courier New"/>
-        </w:rPr>
-        <w:t>, NULL, 0);</w:t>
-      </w:r>
-    </w:p>
-    <w:p>
-      <w:pPr>
-        <w:spacing w:after="0" w:line="240" w:lineRule="auto"/>
-        <w:ind w:left="0" w:firstLine="0"/>
-        <w:jc w:val="left"/>
-        <w:rPr>
-          <w:rFonts w:ascii="Courier New" w:hAnsi="Courier New" w:cs="Courier New"/>
-        </w:rPr>
-      </w:pPr>
-    </w:p>
-    <w:p>
-      <w:pPr>
-        <w:spacing w:after="0" w:line="240" w:lineRule="auto"/>
-        <w:ind w:left="0" w:firstLine="0"/>
-        <w:jc w:val="left"/>
-        <w:rPr>
-          <w:rFonts w:eastAsiaTheme="minorEastAsia"/>
-        </w:rPr>
-      </w:pPr>
-      <w:r>
-        <w:rPr>
-          <w:rFonts w:eastAsiaTheme="minorEastAsia"/>
-        </w:rPr>
-        <w:t>References:</w:t>
-      </w:r>
-    </w:p>
-    <w:p>
-      <w:pPr>
-        <w:spacing w:after="0" w:line="240" w:lineRule="auto"/>
-        <w:ind w:left="0" w:firstLine="0"/>
-        <w:jc w:val="left"/>
-        <w:rPr>
-          <w:rFonts w:eastAsiaTheme="minorEastAsia"/>
-        </w:rPr>
-      </w:pPr>
-      <w:r>
-        <w:rPr>
-          <w:rFonts w:eastAsiaTheme="minorEastAsia"/>
-        </w:rPr>
-        <w:t xml:space="preserve">Slide </w:t>
-      </w:r>
-      <w:r>
-        <w:rPr>
-          <w:rFonts w:eastAsiaTheme="minorEastAsia"/>
-        </w:rPr>
-        <w:t>13</w:t>
-      </w:r>
-      <w:r>
-        <w:rPr>
-          <w:rFonts w:eastAsiaTheme="minorEastAsia"/>
-        </w:rPr>
-        <w:t xml:space="preserve"> “</w:t>
-      </w:r>
-      <w:proofErr w:type="gramStart"/>
-      <w:r>
-        <w:rPr>
-          <w:rFonts w:eastAsiaTheme="minorEastAsia"/>
-        </w:rPr>
-        <w:t>wait(</w:t>
-      </w:r>
-      <w:proofErr w:type="gramEnd"/>
-      <w:r>
-        <w:rPr>
-          <w:rFonts w:eastAsiaTheme="minorEastAsia"/>
-        </w:rPr>
-        <w:t>)</w:t>
-      </w:r>
-      <w:r>
-        <w:rPr>
-          <w:rFonts w:eastAsiaTheme="minorEastAsia"/>
-        </w:rPr>
-        <w:t>” in “</w:t>
-      </w:r>
-      <w:r>
-        <w:rPr>
-          <w:rFonts w:eastAsiaTheme="minorEastAsia"/>
-        </w:rPr>
-        <w:t>Lecture 2</w:t>
-      </w:r>
-      <w:r>
-        <w:rPr>
-          <w:rFonts w:eastAsiaTheme="minorEastAsia"/>
-        </w:rPr>
-        <w:t xml:space="preserve"> </w:t>
-      </w:r>
       <w:r>
         <w:rPr>
           <w:rFonts w:eastAsiaTheme="minorEastAsia"/>
@@ -4402,19 +2795,11 @@
           <w:rFonts w:eastAsiaTheme="minorEastAsia"/>
         </w:rPr>
       </w:pPr>
-      <w:proofErr w:type="gramStart"/>
-      <w:r>
-        <w:rPr>
-          <w:rFonts w:eastAsiaTheme="minorEastAsia"/>
-        </w:rPr>
-        <w:t>fork(</w:t>
-      </w:r>
-      <w:proofErr w:type="gramEnd"/>
-      <w:r>
-        <w:rPr>
-          <w:rFonts w:eastAsiaTheme="minorEastAsia"/>
-        </w:rPr>
-        <w:t>) in C</w:t>
+      <w:r>
+        <w:rPr>
+          <w:rFonts w:eastAsiaTheme="minorEastAsia"/>
+        </w:rPr>
+        <w:t>fork() in C</w:t>
       </w:r>
     </w:p>
     <w:p>
@@ -4469,17 +2854,8 @@
         <w:t xml:space="preserve"> not support</w:t>
       </w:r>
       <w:r>
-        <w:t xml:space="preserve"> the process </w:t>
-      </w:r>
-      <w:proofErr w:type="gramStart"/>
-      <w:r>
-        <w:t>fork(</w:t>
-      </w:r>
-      <w:proofErr w:type="gramEnd"/>
-      <w:r>
-        <w:t xml:space="preserve">) </w:t>
-      </w:r>
-      <w:proofErr w:type="spellStart"/>
+        <w:t xml:space="preserve"> the process fork() </w:t>
+      </w:r>
       <w:r>
         <w:rPr>
           <w:rFonts w:eastAsiaTheme="minorEastAsia" w:hint="eastAsia"/>
@@ -4487,11 +2863,7 @@
         <w:t>sys</w:t>
       </w:r>
       <w:r>
-        <w:t>call</w:t>
-      </w:r>
-      <w:proofErr w:type="spellEnd"/>
-      <w:r>
-        <w:t>, please work on a Linux machine</w:t>
+        <w:t>call, please work on a Linux machine</w:t>
       </w:r>
       <w:r>
         <w:rPr>
@@ -4662,15 +3034,7 @@
         <w:t>s</w:t>
       </w:r>
       <w:r>
-        <w:t xml:space="preserve"> </w:t>
-      </w:r>
-      <w:proofErr w:type="spellStart"/>
-      <w:r>
-        <w:t>pthreads</w:t>
-      </w:r>
-      <w:proofErr w:type="spellEnd"/>
-      <w:r>
-        <w:t xml:space="preserve"> to print all vowels before all consonants</w:t>
+        <w:t xml:space="preserve"> pthreads to print all vowels before all consonants</w:t>
       </w:r>
       <w:r>
         <w:t>,</w:t>
@@ -4749,13 +3113,37 @@
         <w:t xml:space="preserve"> (screenshots)</w:t>
       </w:r>
       <w:r>
-        <w:t xml:space="preserve">, and your observations </w:t>
-      </w:r>
-      <w:r>
-        <w:t>your explanations</w:t>
-      </w:r>
-      <w:r>
-        <w:t xml:space="preserve"> of trying some alternatives mentioned in this document</w:t>
+        <w:rPr>
+          <w:rFonts w:hint="eastAsia"/>
+        </w:rPr>
+        <w:t xml:space="preserve">. </w:t>
+      </w:r>
+      <w:r>
+        <w:rPr>
+          <w:rFonts w:eastAsiaTheme="minorEastAsia" w:hint="eastAsia"/>
+        </w:rPr>
+        <w:t xml:space="preserve">Give </w:t>
+      </w:r>
+      <w:r>
+        <w:t>one screenshot for each task, running against a random sequence of input words</w:t>
+      </w:r>
+      <w:r>
+        <w:rPr>
+          <w:rFonts w:eastAsiaTheme="minorEastAsia" w:hint="eastAsia"/>
+        </w:rPr>
+        <w:t xml:space="preserve">. </w:t>
+      </w:r>
+      <w:r>
+        <w:rPr>
+          <w:rFonts w:eastAsiaTheme="minorEastAsia" w:hint="eastAsia"/>
+        </w:rPr>
+        <w:t>A</w:t>
+      </w:r>
+      <w:r>
+        <w:t xml:space="preserve">nd your observations </w:t>
+      </w:r>
+      <w:r>
+        <w:t>of trying some alternatives mentioned in this document</w:t>
       </w:r>
       <w:r>
         <w:t>.</w:t>
@@ -6442,7 +4830,7 @@
         <w:kern w:val="2"/>
         <w:sz w:val="24"/>
         <w:szCs w:val="24"/>
-        <w:lang w:val="en-SE" w:eastAsia="zh-CN" w:bidi="ar-SA"/>
+        <w:lang w:eastAsia="zh-CN" w:bidi="ar-SA"/>
         <w14:ligatures w14:val="standardContextual"/>
       </w:rPr>
     </w:rPrDefault>
@@ -7080,7 +5468,7 @@
       <w:kern w:val="0"/>
       <w:sz w:val="20"/>
       <w:szCs w:val="20"/>
-      <w:lang w:val="en-SE"/>
+      <w:lang/>
       <w14:ligatures w14:val="none"/>
     </w:rPr>
   </w:style>
